--- a/2022_2023_2_Voros_Balint_Miklos_TRUPR6_Szakdolgozat.docx
+++ b/2022_2023_2_Voros_Balint_Miklos_TRUPR6_Szakdolgozat.docx
@@ -3647,10 +3647,7 @@
         <w:t xml:space="preserve"> ami </w:t>
       </w:r>
       <w:r>
-        <w:t>fények</w:t>
-      </w:r>
-      <w:r>
-        <w:t xml:space="preserve"> és </w:t>
+        <w:t xml:space="preserve">fények és </w:t>
       </w:r>
       <w:r>
         <w:t xml:space="preserve">hangok </w:t>
@@ -3899,25 +3896,194 @@
     <w:p>
       <w:pPr>
         <w:pStyle w:val="Firstparagraph"/>
+        <w:keepNext/>
+      </w:pPr>
+      <w:r>
+        <w:rPr>
+          <w:noProof/>
+        </w:rPr>
+        <w:drawing>
+          <wp:inline distT="0" distB="0" distL="0" distR="0" wp14:anchorId="580EDCBC" wp14:editId="4D370997">
+            <wp:extent cx="2855595" cy="1604010"/>
+            <wp:effectExtent l="0" t="0" r="1905" b="0"/>
+            <wp:docPr id="1674684153" name="Kép 1" descr="A képen szöveg, fedett pályás látható&#10;&#10;Automatikusan generált leírás"/>
+            <wp:cNvGraphicFramePr>
+              <a:graphicFrameLocks xmlns:a="http://schemas.openxmlformats.org/drawingml/2006/main" noChangeAspect="1"/>
+            </wp:cNvGraphicFramePr>
+            <a:graphic xmlns:a="http://schemas.openxmlformats.org/drawingml/2006/main">
+              <a:graphicData uri="http://schemas.openxmlformats.org/drawingml/2006/picture">
+                <pic:pic xmlns:pic="http://schemas.openxmlformats.org/drawingml/2006/picture">
+                  <pic:nvPicPr>
+                    <pic:cNvPr id="1674684153" name="Kép 1" descr="A képen szöveg, fedett pályás látható&#10;&#10;Automatikusan generált leírás"/>
+                    <pic:cNvPicPr>
+                      <a:picLocks noChangeAspect="1" noChangeArrowheads="1"/>
+                    </pic:cNvPicPr>
+                  </pic:nvPicPr>
+                  <pic:blipFill>
+                    <a:blip r:embed="rId17">
+                      <a:extLst>
+                        <a:ext uri="{28A0092B-C50C-407E-A947-70E740481C1C}">
+                          <a14:useLocalDpi xmlns:a14="http://schemas.microsoft.com/office/drawing/2010/main" val="0"/>
+                        </a:ext>
+                      </a:extLst>
+                    </a:blip>
+                    <a:srcRect/>
+                    <a:stretch>
+                      <a:fillRect/>
+                    </a:stretch>
+                  </pic:blipFill>
+                  <pic:spPr bwMode="auto">
+                    <a:xfrm>
+                      <a:off x="0" y="0"/>
+                      <a:ext cx="2855595" cy="1604010"/>
+                    </a:xfrm>
+                    <a:prstGeom prst="rect">
+                      <a:avLst/>
+                    </a:prstGeom>
+                    <a:noFill/>
+                    <a:ln>
+                      <a:noFill/>
+                    </a:ln>
+                  </pic:spPr>
+                </pic:pic>
+              </a:graphicData>
+            </a:graphic>
+          </wp:inline>
+        </w:drawing>
+      </w:r>
+      <w:r>
+        <w:rPr>
+          <w:noProof/>
+        </w:rPr>
+        <w:drawing>
+          <wp:inline distT="0" distB="0" distL="0" distR="0" wp14:anchorId="6A9C70E9" wp14:editId="0EA47829">
+            <wp:extent cx="2517970" cy="1604010"/>
+            <wp:effectExtent l="0" t="0" r="0" b="0"/>
+            <wp:docPr id="1821240001" name="Kép 2" descr="A képen szöveg, fedett pályás látható&#10;&#10;Automatikusan generált leírás"/>
+            <wp:cNvGraphicFramePr>
+              <a:graphicFrameLocks xmlns:a="http://schemas.openxmlformats.org/drawingml/2006/main" noChangeAspect="1"/>
+            </wp:cNvGraphicFramePr>
+            <a:graphic xmlns:a="http://schemas.openxmlformats.org/drawingml/2006/main">
+              <a:graphicData uri="http://schemas.openxmlformats.org/drawingml/2006/picture">
+                <pic:pic xmlns:pic="http://schemas.openxmlformats.org/drawingml/2006/picture">
+                  <pic:nvPicPr>
+                    <pic:cNvPr id="1821240001" name="Kép 2" descr="A képen szöveg, fedett pályás látható&#10;&#10;Automatikusan generált leírás"/>
+                    <pic:cNvPicPr>
+                      <a:picLocks noChangeAspect="1" noChangeArrowheads="1"/>
+                    </pic:cNvPicPr>
+                  </pic:nvPicPr>
+                  <pic:blipFill>
+                    <a:blip r:embed="rId18">
+                      <a:extLst>
+                        <a:ext uri="{28A0092B-C50C-407E-A947-70E740481C1C}">
+                          <a14:useLocalDpi xmlns:a14="http://schemas.microsoft.com/office/drawing/2010/main" val="0"/>
+                        </a:ext>
+                      </a:extLst>
+                    </a:blip>
+                    <a:srcRect/>
+                    <a:stretch>
+                      <a:fillRect/>
+                    </a:stretch>
+                  </pic:blipFill>
+                  <pic:spPr bwMode="auto">
+                    <a:xfrm>
+                      <a:off x="0" y="0"/>
+                      <a:ext cx="2518488" cy="1604340"/>
+                    </a:xfrm>
+                    <a:prstGeom prst="rect">
+                      <a:avLst/>
+                    </a:prstGeom>
+                    <a:noFill/>
+                    <a:ln>
+                      <a:noFill/>
+                    </a:ln>
+                  </pic:spPr>
+                </pic:pic>
+              </a:graphicData>
+            </a:graphic>
+          </wp:inline>
+        </w:drawing>
+      </w:r>
+    </w:p>
+    <w:p>
+      <w:pPr>
+        <w:pStyle w:val="Kpalrs"/>
+        <w:tabs>
+          <w:tab w:val="left" w:pos="6096"/>
+        </w:tabs>
+        <w:ind w:left="567" w:right="1557" w:firstLine="993"/>
+      </w:pPr>
+      <w:fldSimple w:instr=" SEQ ábra \* ARABIC ">
+        <w:bookmarkStart w:id="12" w:name="_Toc133211840"/>
+        <w:bookmarkStart w:id="13" w:name="_Toc133217892"/>
+        <w:r>
+          <w:rPr>
+            <w:noProof/>
+          </w:rPr>
+          <w:t>1</w:t>
+        </w:r>
+      </w:fldSimple>
+      <w:r>
+        <w:t>. ábra</w:t>
+      </w:r>
+      <w:r>
+        <w:tab/>
+      </w:r>
+      <w:r>
+        <w:fldChar w:fldCharType="begin"/>
+      </w:r>
+      <w:r>
+        <w:instrText xml:space="preserve"> SEQ ábra \* ARABIC </w:instrText>
+      </w:r>
+      <w:r>
+        <w:fldChar w:fldCharType="separate"/>
+      </w:r>
+      <w:r>
+        <w:rPr>
+          <w:noProof/>
+        </w:rPr>
+        <w:t>2</w:t>
+      </w:r>
+      <w:r>
+        <w:fldChar w:fldCharType="end"/>
+      </w:r>
+      <w:r>
+        <w:t>. ábra</w:t>
+      </w:r>
+      <w:bookmarkEnd w:id="12"/>
+      <w:bookmarkEnd w:id="13"/>
+    </w:p>
+    <w:p>
+      <w:pPr>
+        <w:pStyle w:val="Firstparagraph"/>
       </w:pPr>
       <w:r>
         <w:t xml:space="preserve">Az </w:t>
       </w:r>
       <w:proofErr w:type="spellStart"/>
       <w:r>
-        <w:t>enchance</w:t>
-      </w:r>
-      <w:proofErr w:type="spellEnd"/>
-      <w:r>
-        <w:t xml:space="preserve"> VR egy játékkönyvtár, amely 5 darab memóriajavító játékot tartalmaz, amelyekben minden egyes játék során egy 10 perces időtartam alatt kell elvégeznünk a megadott feladatok </w:t>
-      </w:r>
-      <w:commentRangeStart w:id="12"/>
+        <w:t>E</w:t>
+      </w:r>
+      <w:r>
+        <w:t>nchance</w:t>
+      </w:r>
+      <w:proofErr w:type="spellEnd"/>
+      <w:r>
+        <w:t xml:space="preserve"> VR egy </w:t>
+      </w:r>
+      <w:r>
+        <w:t xml:space="preserve">ingyenes </w:t>
+      </w:r>
+      <w:r>
+        <w:t xml:space="preserve">játékkönyvtár, amely 5 darab memóriajavító játékot tartalmaz, amelyekben minden egyes játék során egy 10 perces időtartam alatt kell elvégeznünk a megadott feladatok </w:t>
+      </w:r>
+      <w:commentRangeStart w:id="14"/>
       <w:r>
         <w:t>sorát</w:t>
       </w:r>
-      <w:commentRangeEnd w:id="12"/>
-      <w:r>
-        <w:commentReference w:id="12"/>
+      <w:commentRangeEnd w:id="14"/>
+      <w:r>
+        <w:commentReference w:id="14"/>
       </w:r>
       <w:r>
         <w:t>.</w:t>
@@ -4050,6 +4216,7 @@
           <w:b/>
           <w:bCs/>
         </w:rPr>
+        <w:lastRenderedPageBreak/>
         <w:t>Egyensúly játék</w:t>
       </w:r>
       <w:r>
@@ -4065,12 +4232,28 @@
       <w:r>
         <w:t>A motoros irányítási készségeket és az osztott figyelmet célozza meg. A cél az egyre növekvő számú és kombinációjú színes labdák elkapása és stabilizálása, amelyek az egyes kezeken nyugvó tányérok tetején landolnak.</w:t>
       </w:r>
+      <w:r>
+        <w:t>[3]</w:t>
+      </w:r>
+      <w:r>
+        <w:t>[4]</w:t>
+      </w:r>
+    </w:p>
+    <w:p>
+      <w:pPr>
+        <w:pStyle w:val="Listaszerbekezds"/>
+        <w:numPr>
+          <w:ilvl w:val="0"/>
+          <w:numId w:val="0"/>
+        </w:numPr>
+        <w:ind w:left="1287"/>
+      </w:pPr>
     </w:p>
     <w:p>
       <w:pPr>
         <w:pStyle w:val="Cmsor2"/>
       </w:pPr>
-      <w:bookmarkStart w:id="13" w:name="_Toc132571035"/>
+      <w:bookmarkStart w:id="15" w:name="_Toc132571035"/>
       <w:proofErr w:type="spellStart"/>
       <w:r>
         <w:t>Water</w:t>
@@ -4087,11 +4270,11 @@
       <w:r>
         <w:t xml:space="preserve"> </w:t>
       </w:r>
-      <w:commentRangeStart w:id="14"/>
+      <w:commentRangeStart w:id="16"/>
       <w:r>
         <w:t>VR</w:t>
       </w:r>
-      <w:commentRangeEnd w:id="14"/>
+      <w:commentRangeEnd w:id="16"/>
       <w:r>
         <w:rPr>
           <w:rStyle w:val="Jegyzethivatkozs"/>
@@ -4099,65 +4282,598 @@
           <w:b w:val="0"/>
           <w:color w:val="auto"/>
         </w:rPr>
-        <w:commentReference w:id="14"/>
-      </w:r>
-      <w:bookmarkEnd w:id="13"/>
+        <w:commentReference w:id="16"/>
+      </w:r>
+      <w:bookmarkEnd w:id="15"/>
     </w:p>
     <w:p>
       <w:pPr>
         <w:pStyle w:val="Firstparagraph"/>
-      </w:pPr>
-      <w:r>
-        <w:t>Egy játékos módban játszható, trópusi témáj</w:t>
+        <w:keepNext/>
+      </w:pPr>
+      <w:r>
+        <w:rPr>
+          <w:noProof/>
+        </w:rPr>
+        <w:drawing>
+          <wp:inline distT="0" distB="0" distL="0" distR="0" wp14:anchorId="3F8F5CFA" wp14:editId="30430A15">
+            <wp:extent cx="2774950" cy="2132041"/>
+            <wp:effectExtent l="0" t="0" r="6350" b="1905"/>
+            <wp:docPr id="1887083517" name="Kép 3" descr="Water Bears VR – Schell Games"/>
+            <wp:cNvGraphicFramePr>
+              <a:graphicFrameLocks xmlns:a="http://schemas.openxmlformats.org/drawingml/2006/main" noChangeAspect="1"/>
+            </wp:cNvGraphicFramePr>
+            <a:graphic xmlns:a="http://schemas.openxmlformats.org/drawingml/2006/main">
+              <a:graphicData uri="http://schemas.openxmlformats.org/drawingml/2006/picture">
+                <pic:pic xmlns:pic="http://schemas.openxmlformats.org/drawingml/2006/picture">
+                  <pic:nvPicPr>
+                    <pic:cNvPr id="0" name="Picture 5" descr="Water Bears VR – Schell Games"/>
+                    <pic:cNvPicPr>
+                      <a:picLocks noChangeAspect="1" noChangeArrowheads="1"/>
+                    </pic:cNvPicPr>
+                  </pic:nvPicPr>
+                  <pic:blipFill>
+                    <a:blip r:embed="rId19" cstate="print">
+                      <a:extLst>
+                        <a:ext uri="{28A0092B-C50C-407E-A947-70E740481C1C}">
+                          <a14:useLocalDpi xmlns:a14="http://schemas.microsoft.com/office/drawing/2010/main" val="0"/>
+                        </a:ext>
+                      </a:extLst>
+                    </a:blip>
+                    <a:srcRect/>
+                    <a:stretch>
+                      <a:fillRect/>
+                    </a:stretch>
+                  </pic:blipFill>
+                  <pic:spPr bwMode="auto">
+                    <a:xfrm>
+                      <a:off x="0" y="0"/>
+                      <a:ext cx="2792895" cy="2145828"/>
+                    </a:xfrm>
+                    <a:prstGeom prst="rect">
+                      <a:avLst/>
+                    </a:prstGeom>
+                    <a:noFill/>
+                    <a:ln>
+                      <a:noFill/>
+                    </a:ln>
+                  </pic:spPr>
+                </pic:pic>
+              </a:graphicData>
+            </a:graphic>
+          </wp:inline>
+        </w:drawing>
+      </w:r>
+      <w:r>
+        <w:rPr>
+          <w:noProof/>
+        </w:rPr>
+        <w:drawing>
+          <wp:inline distT="0" distB="0" distL="0" distR="0" wp14:anchorId="2DE6B352" wp14:editId="067A0A43">
+            <wp:extent cx="2584450" cy="2132091"/>
+            <wp:effectExtent l="0" t="0" r="6350" b="1905"/>
+            <wp:docPr id="965704957" name="Kép 4" descr="Water Bears VR – Schell Games"/>
+            <wp:cNvGraphicFramePr>
+              <a:graphicFrameLocks xmlns:a="http://schemas.openxmlformats.org/drawingml/2006/main" noChangeAspect="1"/>
+            </wp:cNvGraphicFramePr>
+            <a:graphic xmlns:a="http://schemas.openxmlformats.org/drawingml/2006/main">
+              <a:graphicData uri="http://schemas.openxmlformats.org/drawingml/2006/picture">
+                <pic:pic xmlns:pic="http://schemas.openxmlformats.org/drawingml/2006/picture">
+                  <pic:nvPicPr>
+                    <pic:cNvPr id="0" name="Picture 7" descr="Water Bears VR – Schell Games"/>
+                    <pic:cNvPicPr>
+                      <a:picLocks noChangeAspect="1" noChangeArrowheads="1"/>
+                    </pic:cNvPicPr>
+                  </pic:nvPicPr>
+                  <pic:blipFill>
+                    <a:blip r:embed="rId20">
+                      <a:extLst>
+                        <a:ext uri="{28A0092B-C50C-407E-A947-70E740481C1C}">
+                          <a14:useLocalDpi xmlns:a14="http://schemas.microsoft.com/office/drawing/2010/main" val="0"/>
+                        </a:ext>
+                      </a:extLst>
+                    </a:blip>
+                    <a:srcRect/>
+                    <a:stretch>
+                      <a:fillRect/>
+                    </a:stretch>
+                  </pic:blipFill>
+                  <pic:spPr bwMode="auto">
+                    <a:xfrm>
+                      <a:off x="0" y="0"/>
+                      <a:ext cx="2613517" cy="2156070"/>
+                    </a:xfrm>
+                    <a:prstGeom prst="rect">
+                      <a:avLst/>
+                    </a:prstGeom>
+                    <a:noFill/>
+                    <a:ln>
+                      <a:noFill/>
+                    </a:ln>
+                  </pic:spPr>
+                </pic:pic>
+              </a:graphicData>
+            </a:graphic>
+          </wp:inline>
+        </w:drawing>
+      </w:r>
+    </w:p>
+    <w:p>
+      <w:pPr>
+        <w:pStyle w:val="Kpalrs"/>
+        <w:tabs>
+          <w:tab w:val="left" w:pos="5812"/>
+        </w:tabs>
+        <w:ind w:right="1132" w:firstLine="1560"/>
+      </w:pPr>
+      <w:fldSimple w:instr=" SEQ ábra \* ARABIC ">
+        <w:bookmarkStart w:id="17" w:name="_Toc133217893"/>
+        <w:r>
+          <w:rPr>
+            <w:noProof/>
+          </w:rPr>
+          <w:t>3</w:t>
+        </w:r>
+      </w:fldSimple>
+      <w:r>
+        <w:t>. ábra</w:t>
+      </w:r>
+      <w:r>
+        <w:tab/>
+      </w:r>
+      <w:r>
+        <w:fldChar w:fldCharType="begin"/>
+      </w:r>
+      <w:r>
+        <w:instrText xml:space="preserve"> SEQ ábra \* ARABIC </w:instrText>
+      </w:r>
+      <w:r>
+        <w:fldChar w:fldCharType="separate"/>
+      </w:r>
+      <w:r>
+        <w:rPr>
+          <w:noProof/>
+        </w:rPr>
+        <w:t>4</w:t>
+      </w:r>
+      <w:r>
+        <w:fldChar w:fldCharType="end"/>
+      </w:r>
+      <w:r>
+        <w:t>. ábra</w:t>
+      </w:r>
+      <w:bookmarkEnd w:id="17"/>
+    </w:p>
+    <w:p>
+      <w:pPr>
+        <w:pStyle w:val="Firstparagraph"/>
+      </w:pPr>
+      <w:r>
+        <w:t>Egy</w:t>
+      </w:r>
+      <w:r>
+        <w:t xml:space="preserve"> ingyenes </w:t>
+      </w:r>
+      <w:proofErr w:type="gramStart"/>
+      <w:r>
+        <w:t>játék</w:t>
+      </w:r>
+      <w:proofErr w:type="gramEnd"/>
+      <w:r>
+        <w:t xml:space="preserve"> ami</w:t>
+      </w:r>
+      <w:r>
+        <w:t xml:space="preserve"> </w:t>
+      </w:r>
+      <w:r>
+        <w:t>egy</w:t>
+      </w:r>
+      <w:r>
+        <w:t>játékos módban játszható, trópusi témáj</w:t>
       </w:r>
       <w:r>
         <w:t>ú</w:t>
       </w:r>
       <w:r>
-        <w:t xml:space="preserve"> puzzle játék, amely során különböző puzzle megoldását kell megfejtenünk. A játék során különböző vízilényeknek kell segítenünk, </w:t>
-      </w:r>
+        <w:t xml:space="preserve"> puzzle játék, amely során különböző puzzle megoldását kell megfejtenünk. A játék során különböző vízilényeknek kell segítenünk, segítséget nyújthatunk vízfolyások </w:t>
+      </w:r>
+      <w:r>
+        <w:t>újjáépítésével</w:t>
+      </w:r>
+      <w:r>
+        <w:t>, építésével. Egy valós térben megvalósított játék, amely különböző rejtvényeket tartalmaz. Manipulálhatod a számtalan szintek különböző variációit, illetve tesztelheted térbeli gondolkodásodat ezáltal pedig kihozhatod magadból a legtöbbet a korlátozott erőforrásoktól függetlenül. Tucatnyi rejtvényt oldhatsz</w:t>
+      </w:r>
+      <w:r>
+        <w:t xml:space="preserve"> meg</w:t>
+      </w:r>
+      <w:r>
+        <w:t>, amelyek nehézségi szintje az előrehaladás folyamán egyre nagyobb kihívást jelent majd. A játék rendelkezik nagyon sok féle variálható játék típussal, amelyek között mindenki megtalálhatja a neki kedvező játék fajtát is.</w:t>
+      </w:r>
+      <w:r>
+        <w:t>[5][6]</w:t>
+      </w:r>
+    </w:p>
+    <w:p>
+      <w:pPr>
+        <w:pStyle w:val="Cmsor2"/>
+      </w:pPr>
+      <w:bookmarkStart w:id="18" w:name="_Toc132571036"/>
+      <w:r>
+        <w:t>-</w:t>
+      </w:r>
+      <w:proofErr w:type="spellStart"/>
+      <w:r>
+        <w:t>Librarium</w:t>
+      </w:r>
+      <w:bookmarkEnd w:id="18"/>
+      <w:proofErr w:type="spellEnd"/>
+    </w:p>
+    <w:p>
+      <w:pPr>
+        <w:pStyle w:val="Firstparagraph"/>
+      </w:pPr>
+      <w:r>
+        <w:t xml:space="preserve">A </w:t>
+      </w:r>
+      <w:proofErr w:type="spellStart"/>
+      <w:r>
+        <w:t>Librarium</w:t>
+      </w:r>
+      <w:proofErr w:type="spellEnd"/>
+      <w:r>
+        <w:t xml:space="preserve"> </w:t>
+      </w:r>
+      <w:proofErr w:type="spellStart"/>
+      <w:r>
+        <w:t>for</w:t>
+      </w:r>
+      <w:proofErr w:type="spellEnd"/>
+      <w:r>
+        <w:t xml:space="preserve"> </w:t>
+      </w:r>
+      <w:proofErr w:type="spellStart"/>
+      <w:r>
+        <w:t>Meta</w:t>
+      </w:r>
+      <w:proofErr w:type="spellEnd"/>
+      <w:r>
+        <w:t xml:space="preserve"> </w:t>
+      </w:r>
+      <w:proofErr w:type="spellStart"/>
+      <w:r>
+        <w:t>Quest</w:t>
+      </w:r>
+      <w:proofErr w:type="spellEnd"/>
+      <w:r>
+        <w:t xml:space="preserve"> 2 a modern VR-technológiát egy ősi tanulási technikával ötvözi. Már a római és görög retorikai iskolákban a szónokok a szövegükben szereplő kulcsfogalmakat különböző helyszínekhez (loci-módszer) társították.</w:t>
+      </w:r>
+    </w:p>
+    <w:p>
       <w:r>
         <w:lastRenderedPageBreak/>
-        <w:t xml:space="preserve">segítséget nyújthatunk vízfolyások </w:t>
-      </w:r>
-      <w:r>
-        <w:t>újjáépítésével</w:t>
-      </w:r>
-      <w:r>
-        <w:t>, építésével. Egy valós térben megvalósított játék, amely különböző rejtvényeket tartalmaz. Manipulálhatod a számtalan szintek különböző variációit, illetve tesztelheted térbeli gondolkodásodat ezáltal pedig kihozhatod magadból a legtöbbet a korlátozott erőforrásoktól függetlenül. Tucatnyi rejtvényt oldhatsz</w:t>
-      </w:r>
-      <w:r>
-        <w:t xml:space="preserve"> meg</w:t>
-      </w:r>
-      <w:r>
-        <w:t>, amelyek nehézségi szintje az előrehaladás folyamán egyre nagyobb kihívást jelent majd. A játék rendelkezik nagyon sok féle variálható játék típussal, amelyek között mindenki megtalálhatja a neki kedvező játék fajtát is.</w:t>
+        <w:t xml:space="preserve">Mint egy sétán, mentálisan </w:t>
+      </w:r>
+      <w:proofErr w:type="spellStart"/>
+      <w:r>
+        <w:t>végigbolyongtak</w:t>
+      </w:r>
+      <w:proofErr w:type="spellEnd"/>
+      <w:r>
+        <w:t xml:space="preserve"> egy memorizált útvonalon (</w:t>
+      </w:r>
+      <w:proofErr w:type="spellStart"/>
+      <w:r>
+        <w:t>route</w:t>
+      </w:r>
+      <w:proofErr w:type="spellEnd"/>
+      <w:r>
+        <w:t>-módszer), amely mentén egymás után találkoztak a szövegben szereplő fogalmakkal. Ily módon a nehezen megjegyezhető szavak térbeli, kevésbé absztrakt tájképpé alakultak át, amelyet az emberek sokkal intuitívabban meg tudtak ragadni.</w:t>
+      </w:r>
+      <w:r>
+        <w:t xml:space="preserve"> </w:t>
+      </w:r>
+      <w:r>
+        <w:t xml:space="preserve">A VR-alkalmazás elsősorban a vizsgákra való felkészülést szolgálja, és az iskolai és egyetemi hallgatóknak, valamint </w:t>
+      </w:r>
+      <w:r>
+        <w:t>mindenki</w:t>
+      </w:r>
+      <w:r>
+        <w:t xml:space="preserve"> másnak szól, aki tanulni szeretne. A nyelvtanuláshoz is hasznosnak </w:t>
+      </w:r>
+      <w:r>
+        <w:t>gondolják</w:t>
+      </w:r>
+      <w:r>
+        <w:t>.</w:t>
+      </w:r>
+      <w:r>
+        <w:t xml:space="preserve"> </w:t>
+      </w:r>
+      <w:r>
+        <w:t xml:space="preserve">A fejlesztők szerint a </w:t>
+      </w:r>
+      <w:proofErr w:type="spellStart"/>
+      <w:r>
+        <w:t>Librarium</w:t>
+      </w:r>
+      <w:proofErr w:type="spellEnd"/>
+      <w:r>
+        <w:t xml:space="preserve"> segítségével elsajátított tudásnak hosszabb ideig </w:t>
+      </w:r>
+      <w:r>
+        <w:t>is megmaradhat a</w:t>
+      </w:r>
+      <w:r>
+        <w:t xml:space="preserve"> memóriában, nem csak a következő vizsgáig. A VR </w:t>
+      </w:r>
+      <w:proofErr w:type="spellStart"/>
+      <w:r>
+        <w:t>headset</w:t>
+      </w:r>
+      <w:proofErr w:type="spellEnd"/>
+      <w:r>
+        <w:t xml:space="preserve"> ráadásul kizárja a zavaró tényezőket, ami állítólag elősegíti a tanulás sikerességét.</w:t>
+      </w:r>
+      <w:r>
+        <w:t xml:space="preserve">  </w:t>
+      </w:r>
+      <w:r>
+        <w:t>Ráadásul a VR-memóriaséta a játék jellege miatt motiválóbb, mint a számítógép vagy a tankönyv előtti magolás.</w:t>
       </w:r>
     </w:p>
     <w:p>
       <w:pPr>
         <w:pStyle w:val="Cmsor2"/>
       </w:pPr>
-      <w:bookmarkStart w:id="15" w:name="_Toc132571036"/>
-      <w:r>
-        <w:t>-</w:t>
-      </w:r>
-      <w:proofErr w:type="spellStart"/>
-      <w:r>
-        <w:t>Librarium</w:t>
-      </w:r>
-      <w:bookmarkEnd w:id="15"/>
-      <w:proofErr w:type="spellEnd"/>
+      <w:bookmarkStart w:id="19" w:name="_Toc132571037"/>
+      <w:proofErr w:type="spellStart"/>
+      <w:r>
+        <w:t>Labyrinth</w:t>
+      </w:r>
+      <w:proofErr w:type="spellEnd"/>
+      <w:r>
+        <w:t xml:space="preserve"> VR</w:t>
+      </w:r>
+      <w:bookmarkEnd w:id="19"/>
     </w:p>
     <w:p>
       <w:pPr>
         <w:pStyle w:val="Firstparagraph"/>
       </w:pPr>
       <w:r>
+        <w:t xml:space="preserve">A játék próbálja utánozni az állatkísérletek környezetgazdagítási módszereit. A résztvevők a Labirintus VR játékkal gazdag, vizuális környezetbe merülnek el. </w:t>
+      </w:r>
+    </w:p>
+    <w:p>
+      <w:r>
+        <w:t xml:space="preserve">Egy </w:t>
+      </w:r>
+      <w:proofErr w:type="spellStart"/>
+      <w:r>
+        <w:t>headsetre</w:t>
+      </w:r>
+      <w:proofErr w:type="spellEnd"/>
+      <w:r>
+        <w:t xml:space="preserve"> szerelt VR-kijelzőt</w:t>
+      </w:r>
+      <w:r>
+        <w:t xml:space="preserve"> </w:t>
+      </w:r>
+      <w:r>
+        <w:t xml:space="preserve">használ. A kutatók különböző memóriamódszerekkel, többek között </w:t>
+      </w:r>
+      <w:proofErr w:type="spellStart"/>
+      <w:r>
+        <w:t>mnemonikus</w:t>
+      </w:r>
+      <w:proofErr w:type="spellEnd"/>
+      <w:r>
+        <w:t xml:space="preserve"> diszkriminációval tesztelték eredményeiket. Figyelemre méltó javulást mutattak ki a</w:t>
+      </w:r>
+      <w:r>
+        <w:t xml:space="preserve"> </w:t>
+      </w:r>
+      <w:r>
+        <w:t xml:space="preserve">Long Term </w:t>
+      </w:r>
+      <w:proofErr w:type="spellStart"/>
+      <w:r>
+        <w:t>Memory</w:t>
+      </w:r>
+      <w:proofErr w:type="spellEnd"/>
+      <w:r>
+        <w:t xml:space="preserve"> </w:t>
+      </w:r>
+      <w:r>
+        <w:t>(</w:t>
+      </w:r>
+      <w:commentRangeStart w:id="20"/>
+      <w:r>
+        <w:t>LTM</w:t>
+      </w:r>
+      <w:commentRangeEnd w:id="20"/>
+      <w:r>
+        <w:rPr>
+          <w:rStyle w:val="Jegyzethivatkozs"/>
+        </w:rPr>
+        <w:commentReference w:id="20"/>
+      </w:r>
+      <w:r>
+        <w:t>)</w:t>
+      </w:r>
+      <w:r>
+        <w:t xml:space="preserve">-képességben a </w:t>
+      </w:r>
+      <w:proofErr w:type="spellStart"/>
+      <w:r>
+        <w:t>Labyrinth</w:t>
+      </w:r>
+      <w:proofErr w:type="spellEnd"/>
+      <w:r>
+        <w:t xml:space="preserve"> VR-karjainkban, egy korábbi kísérletben a fiatal felnőttekéhez hasonló szinteket értek el. Továbbá ezek az előnyök kiterjedtek a nem edzett LTM-re is</w:t>
+      </w:r>
+      <w:r>
+        <w:t>.</w:t>
+      </w:r>
+    </w:p>
+    <w:p>
+      <w:pPr>
+        <w:pStyle w:val="Cmsor1"/>
+      </w:pPr>
+      <w:bookmarkStart w:id="21" w:name="_Toc132571038"/>
+      <w:r>
+        <w:t>Fejlesztői környezet</w:t>
+      </w:r>
+      <w:bookmarkEnd w:id="21"/>
+    </w:p>
+    <w:p>
+      <w:pPr>
+        <w:pStyle w:val="Cmsor2"/>
+      </w:pPr>
+      <w:bookmarkStart w:id="22" w:name="_Toc132571039"/>
+      <w:r>
+        <w:t>Bevezetés</w:t>
+      </w:r>
+      <w:bookmarkEnd w:id="22"/>
+    </w:p>
+    <w:p>
+      <w:pPr>
+        <w:pStyle w:val="Firstparagraph"/>
+      </w:pPr>
+      <w:r>
+        <w:t xml:space="preserve">A szakdolgozatomat </w:t>
+      </w:r>
+      <w:proofErr w:type="spellStart"/>
+      <w:r>
+        <w:t>Unity</w:t>
+      </w:r>
+      <w:proofErr w:type="spellEnd"/>
+      <w:r>
+        <w:t xml:space="preserve"> </w:t>
+      </w:r>
+      <w:proofErr w:type="spellStart"/>
+      <w:r>
+        <w:t>Engine</w:t>
+      </w:r>
+      <w:proofErr w:type="spellEnd"/>
+      <w:r>
+        <w:t xml:space="preserve"> segítségével tervezem elkészíteni, illetve </w:t>
+      </w:r>
+      <w:proofErr w:type="spellStart"/>
+      <w:r>
+        <w:t>Blender</w:t>
+      </w:r>
+      <w:proofErr w:type="spellEnd"/>
+      <w:r>
+        <w:t xml:space="preserve"> modellező szoftver segítségével pedig a benne megtalálható objektumokat. A </w:t>
+      </w:r>
+      <w:proofErr w:type="spellStart"/>
+      <w:r>
+        <w:t>Unity</w:t>
+      </w:r>
+      <w:proofErr w:type="spellEnd"/>
+      <w:r>
+        <w:t xml:space="preserve"> </w:t>
+      </w:r>
+      <w:proofErr w:type="spellStart"/>
+      <w:r>
+        <w:t>engine</w:t>
+      </w:r>
+      <w:proofErr w:type="spellEnd"/>
+      <w:r>
+        <w:t xml:space="preserve"> egy videójáték-motor, amely segítségével háromdimenziós, illetve kétdimenziós videójátékokat hozhatunk létre, illetve egyéb interaktív jellegű </w:t>
+      </w:r>
+      <w:proofErr w:type="gramStart"/>
+      <w:r>
+        <w:t>tartalmakat</w:t>
+      </w:r>
+      <w:proofErr w:type="gramEnd"/>
+      <w:r>
+        <w:t xml:space="preserve"> mint például látványtervek vagy valós idejű animációk. A programozási nyelv pedig amelyet a </w:t>
+      </w:r>
+      <w:proofErr w:type="spellStart"/>
+      <w:r>
+        <w:t>Unity</w:t>
+      </w:r>
+      <w:proofErr w:type="spellEnd"/>
+      <w:r>
+        <w:t xml:space="preserve"> támogat a C# nyelv, amit a Microsoft a .NET keretrendszer részeként kifejlesztett objektum orientált programozási nyelvként ismerhetünk.</w:t>
+      </w:r>
+    </w:p>
+    <w:p>
+      <w:pPr>
+        <w:pStyle w:val="Cmsor2"/>
+      </w:pPr>
+      <w:bookmarkStart w:id="23" w:name="_Toc132571040"/>
+      <w:proofErr w:type="spellStart"/>
+      <w:r>
+        <w:lastRenderedPageBreak/>
+        <w:t>Blender</w:t>
+      </w:r>
+      <w:bookmarkEnd w:id="23"/>
+      <w:proofErr w:type="spellEnd"/>
+    </w:p>
+    <w:p>
+      <w:pPr>
+        <w:pStyle w:val="Firstparagraph"/>
+      </w:pPr>
+      <w:r>
         <w:t xml:space="preserve">A </w:t>
       </w:r>
       <w:proofErr w:type="spellStart"/>
       <w:r>
-        <w:t>Librarium</w:t>
+        <w:t>Blender</w:t>
+      </w:r>
+      <w:proofErr w:type="spellEnd"/>
+      <w:r>
+        <w:t xml:space="preserve"> egy szabad, nyílt forráskódú, háromdimenziós grafikai program. Felhasználható animációs filmek, vizuális effektek létrehozására.</w:t>
+      </w:r>
+      <w:r>
+        <w:t>[7</w:t>
+      </w:r>
+      <w:r>
+        <w:t>]</w:t>
+      </w:r>
+    </w:p>
+    <w:p>
+      <w:pPr>
+        <w:pStyle w:val="Cmsor2"/>
+      </w:pPr>
+      <w:bookmarkStart w:id="24" w:name="_Toc132571041"/>
+      <w:proofErr w:type="spellStart"/>
+      <w:r>
+        <w:t>Unity</w:t>
+      </w:r>
+      <w:bookmarkEnd w:id="24"/>
+      <w:proofErr w:type="spellEnd"/>
+    </w:p>
+    <w:p>
+      <w:pPr>
+        <w:pStyle w:val="Firstparagraph"/>
+      </w:pPr>
+      <w:r>
+        <w:t xml:space="preserve">A </w:t>
+      </w:r>
+      <w:proofErr w:type="spellStart"/>
+      <w:r>
+        <w:t>Unity</w:t>
+      </w:r>
+      <w:proofErr w:type="spellEnd"/>
+      <w:r>
+        <w:t xml:space="preserve"> a </w:t>
+      </w:r>
+      <w:proofErr w:type="spellStart"/>
+      <w:r>
+        <w:t>Unity</w:t>
+      </w:r>
+      <w:proofErr w:type="spellEnd"/>
+      <w:r>
+        <w:t xml:space="preserve"> Technologies által fejlesztett, platformokon átívelő játékmotor, amelyet először 2005 júniusában jelentettek be és adtak ki az Apple </w:t>
+      </w:r>
+      <w:proofErr w:type="spellStart"/>
+      <w:r>
+        <w:t>Worldwide</w:t>
       </w:r>
       <w:proofErr w:type="spellEnd"/>
       <w:r>
@@ -4165,7 +4881,7 @@
       </w:r>
       <w:proofErr w:type="spellStart"/>
       <w:r>
-        <w:t>for</w:t>
+        <w:t>Developers</w:t>
       </w:r>
       <w:proofErr w:type="spellEnd"/>
       <w:r>
@@ -4173,355 +4889,6 @@
       </w:r>
       <w:proofErr w:type="spellStart"/>
       <w:r>
-        <w:t>Meta</w:t>
-      </w:r>
-      <w:proofErr w:type="spellEnd"/>
-      <w:r>
-        <w:t xml:space="preserve"> </w:t>
-      </w:r>
-      <w:proofErr w:type="spellStart"/>
-      <w:r>
-        <w:t>Quest</w:t>
-      </w:r>
-      <w:proofErr w:type="spellEnd"/>
-      <w:r>
-        <w:t xml:space="preserve"> 2 a modern VR-technológiát egy ősi tanulási technikával ötvözi. Már a római és görög retorikai iskolákban a szónokok a szövegükben szereplő kulcsfogalmakat különböző helyszínekhez (loci-módszer) társították.</w:t>
-      </w:r>
-    </w:p>
-    <w:p>
-      <w:r>
-        <w:t xml:space="preserve">Mint egy sétán, mentálisan </w:t>
-      </w:r>
-      <w:proofErr w:type="spellStart"/>
-      <w:r>
-        <w:t>végigbolyongtak</w:t>
-      </w:r>
-      <w:proofErr w:type="spellEnd"/>
-      <w:r>
-        <w:t xml:space="preserve"> egy memorizált útvonalon (</w:t>
-      </w:r>
-      <w:proofErr w:type="spellStart"/>
-      <w:r>
-        <w:t>route</w:t>
-      </w:r>
-      <w:proofErr w:type="spellEnd"/>
-      <w:r>
-        <w:t>-módszer), amely mentén egymás után találkoztak a szövegben szereplő fogalmakkal. Ily módon a nehezen megjegyezhető szavak térbeli, kevésbé absztrakt tájképpé alakultak át, amelyet az emberek sokkal intuitívabban meg tudtak ragadni.</w:t>
-      </w:r>
-      <w:r>
-        <w:t xml:space="preserve"> </w:t>
-      </w:r>
-      <w:r>
-        <w:t xml:space="preserve">A VR-alkalmazás elsősorban a vizsgákra való felkészülést szolgálja, és az iskolai és egyetemi hallgatóknak, valamint </w:t>
-      </w:r>
-      <w:r>
-        <w:t>mindenki</w:t>
-      </w:r>
-      <w:r>
-        <w:t xml:space="preserve"> másnak szól, aki tanulni szeretne. A nyelvtanuláshoz is hasznosnak </w:t>
-      </w:r>
-      <w:r>
-        <w:t>gondolják</w:t>
-      </w:r>
-      <w:r>
-        <w:t>.</w:t>
-      </w:r>
-      <w:r>
-        <w:t xml:space="preserve"> </w:t>
-      </w:r>
-      <w:r>
-        <w:t xml:space="preserve">A fejlesztők szerint a </w:t>
-      </w:r>
-      <w:proofErr w:type="spellStart"/>
-      <w:r>
-        <w:t>Librarium</w:t>
-      </w:r>
-      <w:proofErr w:type="spellEnd"/>
-      <w:r>
-        <w:t xml:space="preserve"> segítségével elsajátított tudásnak hosszabb ideig </w:t>
-      </w:r>
-      <w:r>
-        <w:t>is megmaradhat a</w:t>
-      </w:r>
-      <w:r>
-        <w:t xml:space="preserve"> memóriában, nem csak a következő vizsgáig. A VR </w:t>
-      </w:r>
-      <w:proofErr w:type="spellStart"/>
-      <w:r>
-        <w:t>headset</w:t>
-      </w:r>
-      <w:proofErr w:type="spellEnd"/>
-      <w:r>
-        <w:t xml:space="preserve"> ráadásul kizárja a zavaró tényezőket, ami állítólag elősegíti a tanulás sikerességét.</w:t>
-      </w:r>
-      <w:r>
-        <w:t xml:space="preserve">  </w:t>
-      </w:r>
-      <w:r>
-        <w:t>Ráadásul a VR-memóriaséta a játék jellege miatt motiválóbb, mint a számítógép vagy a tankönyv előtti magolás.</w:t>
-      </w:r>
-    </w:p>
-    <w:p>
-      <w:pPr>
-        <w:pStyle w:val="Cmsor2"/>
-      </w:pPr>
-      <w:bookmarkStart w:id="16" w:name="_Toc132571037"/>
-      <w:proofErr w:type="spellStart"/>
-      <w:r>
-        <w:t>Labyrinth</w:t>
-      </w:r>
-      <w:proofErr w:type="spellEnd"/>
-      <w:r>
-        <w:t xml:space="preserve"> VR</w:t>
-      </w:r>
-      <w:bookmarkEnd w:id="16"/>
-    </w:p>
-    <w:p>
-      <w:pPr>
-        <w:pStyle w:val="Firstparagraph"/>
-      </w:pPr>
-      <w:r>
-        <w:t xml:space="preserve">A játék próbálja utánozni az állatkísérletek környezetgazdagítási módszereit. A résztvevők a Labirintus VR játékkal gazdag, vizuális környezetbe merülnek el. </w:t>
-      </w:r>
-    </w:p>
-    <w:p>
-      <w:r>
-        <w:t xml:space="preserve">Egy </w:t>
-      </w:r>
-      <w:proofErr w:type="spellStart"/>
-      <w:r>
-        <w:t>headsetre</w:t>
-      </w:r>
-      <w:proofErr w:type="spellEnd"/>
-      <w:r>
-        <w:t xml:space="preserve"> szerelt VR-kijelzőt</w:t>
-      </w:r>
-      <w:r>
-        <w:t xml:space="preserve"> </w:t>
-      </w:r>
-      <w:r>
-        <w:t xml:space="preserve">használ. A kutatók különböző memóriamódszerekkel, többek között </w:t>
-      </w:r>
-      <w:proofErr w:type="spellStart"/>
-      <w:r>
-        <w:t>mnemonikus</w:t>
-      </w:r>
-      <w:proofErr w:type="spellEnd"/>
-      <w:r>
-        <w:t xml:space="preserve"> diszkriminációval tesztelték eredményeiket. Figyelemre méltó javulást mutattak ki a</w:t>
-      </w:r>
-      <w:r>
-        <w:t xml:space="preserve"> </w:t>
-      </w:r>
-      <w:r>
-        <w:t xml:space="preserve">Long Term </w:t>
-      </w:r>
-      <w:proofErr w:type="spellStart"/>
-      <w:r>
-        <w:t>Memory</w:t>
-      </w:r>
-      <w:proofErr w:type="spellEnd"/>
-      <w:r>
-        <w:t xml:space="preserve"> </w:t>
-      </w:r>
-      <w:r>
-        <w:t>(</w:t>
-      </w:r>
-      <w:commentRangeStart w:id="17"/>
-      <w:r>
-        <w:t>LTM</w:t>
-      </w:r>
-      <w:commentRangeEnd w:id="17"/>
-      <w:r>
-        <w:rPr>
-          <w:rStyle w:val="Jegyzethivatkozs"/>
-        </w:rPr>
-        <w:commentReference w:id="17"/>
-      </w:r>
-      <w:r>
-        <w:t>)</w:t>
-      </w:r>
-      <w:r>
-        <w:t xml:space="preserve">-képességben a </w:t>
-      </w:r>
-      <w:proofErr w:type="spellStart"/>
-      <w:r>
-        <w:t>Labyrinth</w:t>
-      </w:r>
-      <w:proofErr w:type="spellEnd"/>
-      <w:r>
-        <w:t xml:space="preserve"> VR-karjainkban, egy korábbi kísérletben a fiatal felnőttekéhez hasonló szinteket értek el. Továbbá ezek az előnyök kiterjedtek a nem edzett LTM-re is</w:t>
-      </w:r>
-      <w:r>
-        <w:t>.</w:t>
-      </w:r>
-    </w:p>
-    <w:p>
-      <w:pPr>
-        <w:pStyle w:val="Cmsor1"/>
-      </w:pPr>
-      <w:bookmarkStart w:id="18" w:name="_Toc132571038"/>
-      <w:r>
-        <w:lastRenderedPageBreak/>
-        <w:t>Fejlesztői környezet</w:t>
-      </w:r>
-      <w:bookmarkEnd w:id="18"/>
-    </w:p>
-    <w:p>
-      <w:pPr>
-        <w:pStyle w:val="Cmsor2"/>
-      </w:pPr>
-      <w:bookmarkStart w:id="19" w:name="_Toc132571039"/>
-      <w:r>
-        <w:t>Bevezetés</w:t>
-      </w:r>
-      <w:bookmarkEnd w:id="19"/>
-    </w:p>
-    <w:p>
-      <w:pPr>
-        <w:pStyle w:val="Firstparagraph"/>
-      </w:pPr>
-      <w:r>
-        <w:t xml:space="preserve">A szakdolgozatomat </w:t>
-      </w:r>
-      <w:proofErr w:type="spellStart"/>
-      <w:r>
-        <w:t>Unity</w:t>
-      </w:r>
-      <w:proofErr w:type="spellEnd"/>
-      <w:r>
-        <w:t xml:space="preserve"> </w:t>
-      </w:r>
-      <w:proofErr w:type="spellStart"/>
-      <w:r>
-        <w:t>Engine</w:t>
-      </w:r>
-      <w:proofErr w:type="spellEnd"/>
-      <w:r>
-        <w:t xml:space="preserve"> segítségével tervezem elkészíteni, illetve </w:t>
-      </w:r>
-      <w:proofErr w:type="spellStart"/>
-      <w:r>
-        <w:t>Blender</w:t>
-      </w:r>
-      <w:proofErr w:type="spellEnd"/>
-      <w:r>
-        <w:t xml:space="preserve"> modellező szoftver segítségével pedig a benne megtalálható objektumokat. A </w:t>
-      </w:r>
-      <w:proofErr w:type="spellStart"/>
-      <w:r>
-        <w:t>Unity</w:t>
-      </w:r>
-      <w:proofErr w:type="spellEnd"/>
-      <w:r>
-        <w:t xml:space="preserve"> </w:t>
-      </w:r>
-      <w:proofErr w:type="spellStart"/>
-      <w:r>
-        <w:t>engine</w:t>
-      </w:r>
-      <w:proofErr w:type="spellEnd"/>
-      <w:r>
-        <w:t xml:space="preserve"> egy videójáték-motor, amely segítségével háromdimenziós, illetve kétdimenziós videójátékokat hozhatunk létre, illetve egyéb interaktív jellegű </w:t>
-      </w:r>
-      <w:proofErr w:type="gramStart"/>
-      <w:r>
-        <w:t>tartalmakat</w:t>
-      </w:r>
-      <w:proofErr w:type="gramEnd"/>
-      <w:r>
-        <w:t xml:space="preserve"> mint például látványtervek vagy valós idejű animációk. A programozási nyelv pedig amelyet a </w:t>
-      </w:r>
-      <w:proofErr w:type="spellStart"/>
-      <w:r>
-        <w:t>Unity</w:t>
-      </w:r>
-      <w:proofErr w:type="spellEnd"/>
-      <w:r>
-        <w:t xml:space="preserve"> támogat a C# nyelv, amit a Microsoft a .NET keretrendszer részeként kifejlesztett objektum orientált programozási nyelvként ismerhetünk.</w:t>
-      </w:r>
-    </w:p>
-    <w:p>
-      <w:pPr>
-        <w:pStyle w:val="Cmsor2"/>
-      </w:pPr>
-      <w:bookmarkStart w:id="20" w:name="_Toc132571040"/>
-      <w:proofErr w:type="spellStart"/>
-      <w:r>
-        <w:t>Blender</w:t>
-      </w:r>
-      <w:bookmarkEnd w:id="20"/>
-      <w:proofErr w:type="spellEnd"/>
-    </w:p>
-    <w:p>
-      <w:pPr>
-        <w:pStyle w:val="Firstparagraph"/>
-      </w:pPr>
-      <w:r>
-        <w:t xml:space="preserve">A </w:t>
-      </w:r>
-      <w:proofErr w:type="spellStart"/>
-      <w:r>
-        <w:t>Blender</w:t>
-      </w:r>
-      <w:proofErr w:type="spellEnd"/>
-      <w:r>
-        <w:t xml:space="preserve"> egy szabad, nyílt forráskódú, háromdimenziós grafikai program. Felhasználható animációs filmek, vizuális effektek létrehozására.</w:t>
-      </w:r>
-    </w:p>
-    <w:p>
-      <w:pPr>
-        <w:pStyle w:val="Cmsor2"/>
-      </w:pPr>
-      <w:bookmarkStart w:id="21" w:name="_Toc132571041"/>
-      <w:proofErr w:type="spellStart"/>
-      <w:r>
-        <w:t>Unity</w:t>
-      </w:r>
-      <w:bookmarkEnd w:id="21"/>
-      <w:proofErr w:type="spellEnd"/>
-    </w:p>
-    <w:p>
-      <w:pPr>
-        <w:pStyle w:val="Firstparagraph"/>
-      </w:pPr>
-      <w:r>
-        <w:t xml:space="preserve">A </w:t>
-      </w:r>
-      <w:proofErr w:type="spellStart"/>
-      <w:r>
-        <w:t>Unity</w:t>
-      </w:r>
-      <w:proofErr w:type="spellEnd"/>
-      <w:r>
-        <w:t xml:space="preserve"> a </w:t>
-      </w:r>
-      <w:proofErr w:type="spellStart"/>
-      <w:r>
-        <w:t>Unity</w:t>
-      </w:r>
-      <w:proofErr w:type="spellEnd"/>
-      <w:r>
-        <w:t xml:space="preserve"> Technologies által fejlesztett, platformokon átívelő játékmotor, amelyet először 2005 júniusában jelentettek be és adtak ki az Apple </w:t>
-      </w:r>
-      <w:proofErr w:type="spellStart"/>
-      <w:r>
-        <w:t>Worldwide</w:t>
-      </w:r>
-      <w:proofErr w:type="spellEnd"/>
-      <w:r>
-        <w:t xml:space="preserve"> </w:t>
-      </w:r>
-      <w:proofErr w:type="spellStart"/>
-      <w:r>
-        <w:t>Developers</w:t>
-      </w:r>
-      <w:proofErr w:type="spellEnd"/>
-      <w:r>
-        <w:t xml:space="preserve"> </w:t>
-      </w:r>
-      <w:proofErr w:type="spellStart"/>
-      <w:r>
         <w:t>Conference</w:t>
       </w:r>
       <w:proofErr w:type="spellEnd"/>
@@ -4535,6 +4902,15 @@
       <w:proofErr w:type="spellEnd"/>
       <w:r>
         <w:t xml:space="preserve"> játékfejlesztők körében.</w:t>
+      </w:r>
+      <w:r>
+        <w:t>[</w:t>
+      </w:r>
+      <w:r>
+        <w:t>8</w:t>
+      </w:r>
+      <w:r>
+        <w:t>]</w:t>
       </w:r>
     </w:p>
     <w:p>
@@ -4549,12 +4925,12 @@
         <w:pStyle w:val="Cmsor3"/>
         <w:ind w:left="505" w:hanging="505"/>
       </w:pPr>
-      <w:bookmarkStart w:id="22" w:name="_Toc132571042"/>
+      <w:bookmarkStart w:id="25" w:name="_Toc132571042"/>
       <w:proofErr w:type="spellStart"/>
       <w:r>
         <w:t>OpenXR</w:t>
       </w:r>
-      <w:bookmarkEnd w:id="22"/>
+      <w:bookmarkEnd w:id="25"/>
       <w:proofErr w:type="spellEnd"/>
       <w:r>
         <w:t xml:space="preserve"> </w:t>
@@ -4621,11 +4997,7 @@
       </w:r>
       <w:proofErr w:type="spellEnd"/>
       <w:r>
-        <w:t xml:space="preserve"> API egy betöltővel csatlakoztatja </w:t>
-      </w:r>
-      <w:r>
-        <w:lastRenderedPageBreak/>
-        <w:t xml:space="preserve">az alkalmazást közvetlenül a </w:t>
+        <w:t xml:space="preserve"> API egy betöltővel csatlakoztatja az alkalmazást közvetlenül a </w:t>
       </w:r>
       <w:proofErr w:type="spellStart"/>
       <w:r>
@@ -4634,6 +5006,9 @@
       <w:proofErr w:type="spellEnd"/>
       <w:r>
         <w:t xml:space="preserve"> natív platformtámogatásához. A végfelhasználók maximális teljesítményt és minimális késést kapnak.</w:t>
+      </w:r>
+      <w:r>
+        <w:t>[9]</w:t>
       </w:r>
     </w:p>
     <w:p>
@@ -4641,7 +5016,7 @@
         <w:pStyle w:val="Cmsor3"/>
         <w:ind w:left="505" w:hanging="505"/>
       </w:pPr>
-      <w:bookmarkStart w:id="23" w:name="_Toc132571043"/>
+      <w:bookmarkStart w:id="26" w:name="_Toc132571043"/>
       <w:r>
         <w:t xml:space="preserve">XR </w:t>
       </w:r>
@@ -4649,7 +5024,7 @@
       <w:r>
         <w:t>ToolKit</w:t>
       </w:r>
-      <w:bookmarkEnd w:id="23"/>
+      <w:bookmarkEnd w:id="26"/>
       <w:proofErr w:type="spellEnd"/>
     </w:p>
     <w:p>
@@ -4729,7 +5104,14 @@
       </w:r>
       <w:proofErr w:type="spellEnd"/>
       <w:r>
-        <w:t xml:space="preserve"> Manager, amely összeköti ezt a kétféle komponenst. Tartalmaz továbbá olyan komponenseket is, amelyeket a helyváltoztatáshoz és a vizuális elemek rajzolásához használhat.</w:t>
+        <w:t xml:space="preserve"> Manager, amely összeköti ezt a kétféle </w:t>
+      </w:r>
+      <w:r>
+        <w:lastRenderedPageBreak/>
+        <w:t>komponenst. Tartalmaz továbbá olyan komponenseket is, amelyeket a helyváltoztatáshoz és a vizuális elemek rajzolásához használhat.</w:t>
+      </w:r>
+      <w:r>
+        <w:t>[10]</w:t>
       </w:r>
     </w:p>
     <w:p>
@@ -4737,11 +5119,11 @@
         <w:pStyle w:val="Cmsor3"/>
         <w:ind w:left="505" w:hanging="505"/>
       </w:pPr>
-      <w:bookmarkStart w:id="24" w:name="_Toc132571044"/>
+      <w:bookmarkStart w:id="27" w:name="_Toc132571044"/>
       <w:r>
         <w:t>C#</w:t>
       </w:r>
-      <w:bookmarkEnd w:id="24"/>
+      <w:bookmarkEnd w:id="27"/>
     </w:p>
     <w:p>
       <w:pPr>
@@ -4834,6 +5216,18 @@
       <w:proofErr w:type="spellEnd"/>
       <w:r>
         <w:t xml:space="preserve"> is csatlakozott a Microsofthoz, de nem olvadt be a .NET-be.</w:t>
+      </w:r>
+      <w:r>
+        <w:t xml:space="preserve"> </w:t>
+      </w:r>
+      <w:r>
+        <w:t>[1</w:t>
+      </w:r>
+      <w:r>
+        <w:t>1</w:t>
+      </w:r>
+      <w:r>
+        <w:t>]</w:t>
       </w:r>
     </w:p>
     <w:p>
@@ -4841,10 +5235,9 @@
         <w:pStyle w:val="Cmsor3"/>
         <w:ind w:left="505" w:hanging="505"/>
       </w:pPr>
-      <w:bookmarkStart w:id="25" w:name="_Toc132571045"/>
-      <w:proofErr w:type="spellStart"/>
-      <w:r>
-        <w:lastRenderedPageBreak/>
+      <w:bookmarkStart w:id="28" w:name="_Toc132571045"/>
+      <w:proofErr w:type="spellStart"/>
+      <w:r>
         <w:t>Oculus</w:t>
       </w:r>
       <w:proofErr w:type="spellEnd"/>
@@ -4859,7 +5252,7 @@
       <w:r>
         <w:t xml:space="preserve"> 2</w:t>
       </w:r>
-      <w:bookmarkEnd w:id="25"/>
+      <w:bookmarkEnd w:id="28"/>
     </w:p>
     <w:p>
       <w:pPr>
@@ -5047,6 +5440,9 @@
       <w:proofErr w:type="spellEnd"/>
       <w:r>
         <w:t>-kompatibilis VR-szoftverrel.</w:t>
+      </w:r>
+      <w:r>
+        <w:t>[12]</w:t>
       </w:r>
     </w:p>
     <w:p>
@@ -5064,6 +5460,7 @@
           <w:rFonts w:cs="Times New Roman"/>
           <w:szCs w:val="24"/>
         </w:rPr>
+        <w:lastRenderedPageBreak/>
         <w:br w:type="page"/>
       </w:r>
     </w:p>
@@ -5071,16 +5468,16 @@
       <w:pPr>
         <w:pStyle w:val="Cmsor1"/>
       </w:pPr>
-      <w:bookmarkStart w:id="26" w:name="_Toc132571046"/>
+      <w:bookmarkStart w:id="29" w:name="_Toc132571046"/>
       <w:r>
         <w:lastRenderedPageBreak/>
         <w:t xml:space="preserve">Alkalmazás </w:t>
       </w:r>
-      <w:commentRangeStart w:id="27"/>
+      <w:commentRangeStart w:id="30"/>
       <w:r>
         <w:t>bemutatása</w:t>
       </w:r>
-      <w:commentRangeEnd w:id="27"/>
+      <w:commentRangeEnd w:id="30"/>
       <w:r>
         <w:rPr>
           <w:rStyle w:val="Jegyzethivatkozs"/>
@@ -5088,9 +5485,9 @@
           <w:b w:val="0"/>
           <w:color w:val="auto"/>
         </w:rPr>
-        <w:commentReference w:id="27"/>
-      </w:r>
-      <w:bookmarkEnd w:id="26"/>
+        <w:commentReference w:id="30"/>
+      </w:r>
+      <w:bookmarkEnd w:id="29"/>
     </w:p>
     <w:p>
       <w:pPr>
@@ -5114,16 +5511,16 @@
       <w:pPr>
         <w:pStyle w:val="Cmsor1"/>
       </w:pPr>
-      <w:bookmarkStart w:id="28" w:name="_Toc132571047"/>
+      <w:bookmarkStart w:id="31" w:name="_Toc132571047"/>
       <w:r>
         <w:lastRenderedPageBreak/>
         <w:t xml:space="preserve">Funkciók </w:t>
       </w:r>
-      <w:commentRangeStart w:id="29"/>
+      <w:commentRangeStart w:id="32"/>
       <w:r>
         <w:t>bemutatása</w:t>
       </w:r>
-      <w:commentRangeEnd w:id="29"/>
+      <w:commentRangeEnd w:id="32"/>
       <w:r>
         <w:rPr>
           <w:rStyle w:val="Jegyzethivatkozs"/>
@@ -5131,14 +5528,14 @@
           <w:b w:val="0"/>
           <w:color w:val="auto"/>
         </w:rPr>
-        <w:commentReference w:id="29"/>
-      </w:r>
-      <w:bookmarkEnd w:id="28"/>
+        <w:commentReference w:id="32"/>
+      </w:r>
+      <w:bookmarkEnd w:id="31"/>
     </w:p>
     <w:p>
       <w:pPr>
         <w:sectPr>
-          <w:headerReference w:type="default" r:id="rId17"/>
+          <w:headerReference w:type="default" r:id="rId21"/>
           <w:type w:val="continuous"/>
           <w:pgSz w:w="11906" w:h="16838" w:code="9"/>
           <w:pgMar w:top="1418" w:right="1418" w:bottom="1418" w:left="1418" w:header="709" w:footer="709" w:gutter="567"/>
@@ -5151,13 +5548,13 @@
       <w:pPr>
         <w:pStyle w:val="Cmsor1-szmozatlan"/>
       </w:pPr>
-      <w:bookmarkStart w:id="30" w:name="_Toc132571048"/>
+      <w:bookmarkStart w:id="33" w:name="_Toc132571048"/>
       <w:r>
         <w:lastRenderedPageBreak/>
         <w:t>Irodalomjegyzék</w:t>
       </w:r>
-      <w:bookmarkEnd w:id="30"/>
-      <w:commentRangeStart w:id="31"/>
+      <w:bookmarkEnd w:id="33"/>
+      <w:commentRangeStart w:id="34"/>
       <w:r>
         <w:fldChar w:fldCharType="begin"/>
       </w:r>
@@ -5330,6 +5727,7 @@
     </w:p>
     <w:p>
       <w:pPr>
+        <w:ind w:firstLine="0"/>
         <w:jc w:val="left"/>
         <w:divId w:val="1268612199"/>
         <w:rPr>
@@ -5337,158 +5735,13 @@
           <w:szCs w:val="24"/>
         </w:rPr>
       </w:pPr>
-      <w:proofErr w:type="spellStart"/>
-      <w:r>
-        <w:rPr>
-          <w:rFonts w:cs="Times New Roman"/>
-          <w:szCs w:val="24"/>
-        </w:rPr>
-        <w:t>Blender</w:t>
-      </w:r>
-      <w:proofErr w:type="spellEnd"/>
-      <w:r>
-        <w:rPr>
-          <w:rFonts w:cs="Times New Roman"/>
-          <w:szCs w:val="24"/>
-        </w:rPr>
-        <w:t>: '</w:t>
-      </w:r>
-      <w:proofErr w:type="spellStart"/>
-      <w:r>
-        <w:rPr>
-          <w:rFonts w:cs="Times New Roman"/>
-          <w:szCs w:val="24"/>
-        </w:rPr>
-        <w:t>Blender</w:t>
-      </w:r>
-      <w:proofErr w:type="spellEnd"/>
-      <w:r>
-        <w:rPr>
-          <w:rFonts w:cs="Times New Roman"/>
-          <w:szCs w:val="24"/>
-        </w:rPr>
-        <w:t xml:space="preserve"> (program)' (2021) Wikipédia. Elérhető: </w:t>
-      </w:r>
-      <w:hyperlink r:id="rId18" w:history="1">
-        <w:r>
-          <w:rPr>
-            <w:rStyle w:val="Hiperhivatkozs"/>
-            <w:rFonts w:cs="Times New Roman"/>
-            <w:szCs w:val="24"/>
-          </w:rPr>
-          <w:t>https://hu.wikipedia.org/w/index.php?title=Blender_(program)&amp;oldid=24164351</w:t>
-        </w:r>
-      </w:hyperlink>
-      <w:r>
-        <w:rPr>
-          <w:rFonts w:cs="Times New Roman"/>
-          <w:szCs w:val="24"/>
-        </w:rPr>
-        <w:t xml:space="preserve"> (Hozzáférés: 2023. április 14.).</w:t>
-      </w:r>
-    </w:p>
-    <w:p>
-      <w:pPr>
-        <w:jc w:val="left"/>
-        <w:divId w:val="1268612199"/>
-        <w:rPr>
-          <w:rFonts w:cs="Times New Roman"/>
-          <w:szCs w:val="24"/>
-        </w:rPr>
-      </w:pPr>
-      <w:r>
-        <w:rPr>
-          <w:rFonts w:cs="Times New Roman"/>
-          <w:szCs w:val="24"/>
-        </w:rPr>
-        <w:t xml:space="preserve">C#:'C Sharp (programozási nyelv)' (2023) Wikipédia. Elérhető: </w:t>
-      </w:r>
-      <w:hyperlink r:id="rId19" w:history="1">
-        <w:r>
-          <w:rPr>
-            <w:rStyle w:val="Hiperhivatkozs"/>
-            <w:rFonts w:cs="Times New Roman"/>
-            <w:szCs w:val="24"/>
-          </w:rPr>
-          <w:t>https://en.wikipedia.org/w/index.php?title=C_Sharp_(programming_language)&amp;oldid=11471</w:t>
-        </w:r>
-      </w:hyperlink>
-      <w:r>
-        <w:rPr>
-          <w:rFonts w:cs="Times New Roman"/>
-          <w:szCs w:val="24"/>
-        </w:rPr>
-        <w:t>94949 (Hozzáférés: 2023. április 14.).</w:t>
-      </w:r>
-    </w:p>
-    <w:p>
-      <w:pPr>
-        <w:jc w:val="left"/>
-        <w:divId w:val="1268612199"/>
-        <w:rPr>
-          <w:rFonts w:cs="Times New Roman"/>
-          <w:szCs w:val="24"/>
-        </w:rPr>
-      </w:pPr>
-      <w:proofErr w:type="spellStart"/>
-      <w:r>
-        <w:rPr>
-          <w:rFonts w:cs="Times New Roman"/>
-          <w:szCs w:val="24"/>
-        </w:rPr>
-        <w:t>Unity</w:t>
-      </w:r>
-      <w:proofErr w:type="spellEnd"/>
-      <w:r>
-        <w:rPr>
-          <w:rFonts w:cs="Times New Roman"/>
-          <w:szCs w:val="24"/>
-        </w:rPr>
-        <w:t>: '</w:t>
-      </w:r>
-      <w:proofErr w:type="spellStart"/>
-      <w:r>
-        <w:rPr>
-          <w:rFonts w:cs="Times New Roman"/>
-          <w:szCs w:val="24"/>
-        </w:rPr>
-        <w:t>Unity</w:t>
-      </w:r>
-      <w:proofErr w:type="spellEnd"/>
-      <w:r>
-        <w:rPr>
-          <w:rFonts w:cs="Times New Roman"/>
-          <w:szCs w:val="24"/>
-        </w:rPr>
-        <w:t xml:space="preserve"> (játékmotor)' (2023) Wikipédia. Elérhető: </w:t>
-      </w:r>
-      <w:hyperlink r:id="rId20" w:history="1">
-        <w:r>
-          <w:rPr>
-            <w:rStyle w:val="Hiperhivatkozs"/>
-            <w:rFonts w:cs="Times New Roman"/>
-            <w:szCs w:val="24"/>
-          </w:rPr>
-          <w:t>https://en.wikipedia.org/w/index.php?title=Unity_(game_engine)&amp;oldid=1149382691</w:t>
-        </w:r>
-      </w:hyperlink>
-      <w:r>
-        <w:rPr>
-          <w:rFonts w:cs="Times New Roman"/>
-          <w:szCs w:val="24"/>
-        </w:rPr>
-        <w:t xml:space="preserve"> (Hozzáférés: 2023. április 14.).</w:t>
-      </w:r>
-    </w:p>
-    <w:p>
-      <w:pPr>
-        <w:jc w:val="left"/>
-        <w:divId w:val="1268612199"/>
-        <w:rPr>
-          <w:rFonts w:cs="Times New Roman"/>
-          <w:szCs w:val="24"/>
-        </w:rPr>
-      </w:pPr>
+      <w:r>
+        <w:rPr>
+          <w:rFonts w:cs="Times New Roman"/>
+          <w:szCs w:val="24"/>
+        </w:rPr>
+        <w:t xml:space="preserve">[3] </w:t>
+      </w:r>
       <w:proofErr w:type="spellStart"/>
       <w:r>
         <w:rPr>
@@ -5537,7 +5790,7 @@
         </w:rPr>
         <w:t xml:space="preserve"> Elérhető: </w:t>
       </w:r>
-      <w:hyperlink r:id="rId21" w:history="1">
+      <w:hyperlink r:id="rId22" w:history="1">
         <w:r>
           <w:rPr>
             <w:rStyle w:val="Hiperhivatkozs"/>
@@ -5557,6 +5810,7 @@
     </w:p>
     <w:p>
       <w:pPr>
+        <w:ind w:firstLine="0"/>
         <w:jc w:val="left"/>
         <w:divId w:val="1268612199"/>
         <w:rPr>
@@ -5564,6 +5818,13 @@
           <w:szCs w:val="24"/>
         </w:rPr>
       </w:pPr>
+      <w:r>
+        <w:rPr>
+          <w:rFonts w:cs="Times New Roman"/>
+          <w:szCs w:val="24"/>
+        </w:rPr>
+        <w:t xml:space="preserve">[4] </w:t>
+      </w:r>
       <w:proofErr w:type="spellStart"/>
       <w:r>
         <w:rPr>
@@ -5724,7 +5985,7 @@
         </w:rPr>
         <w:t xml:space="preserve"> in Digital Health, 4. Elérhető: </w:t>
       </w:r>
-      <w:hyperlink r:id="rId22" w:history="1">
+      <w:hyperlink r:id="rId23" w:history="1">
         <w:r>
           <w:rPr>
             <w:rStyle w:val="Hiperhivatkozs"/>
@@ -5744,7 +6005,7 @@
     </w:p>
     <w:p>
       <w:pPr>
-        <w:spacing w:line="240" w:lineRule="auto"/>
+        <w:ind w:firstLine="0"/>
         <w:jc w:val="left"/>
         <w:divId w:val="1268612199"/>
         <w:rPr>
@@ -5753,205 +6014,19 @@
           <w:lang w:eastAsia="hu-HU"/>
         </w:rPr>
       </w:pPr>
-      <w:proofErr w:type="spellStart"/>
-      <w:r>
-        <w:rPr>
-          <w:rFonts w:eastAsia="Times New Roman" w:cs="Times New Roman"/>
-          <w:szCs w:val="24"/>
-          <w:lang w:eastAsia="hu-HU"/>
-        </w:rPr>
-        <w:t>OpenXR</w:t>
-      </w:r>
-      <w:proofErr w:type="spellEnd"/>
-      <w:r>
-        <w:rPr>
-          <w:rFonts w:eastAsia="Times New Roman" w:cs="Times New Roman"/>
-          <w:szCs w:val="24"/>
-          <w:lang w:eastAsia="hu-HU"/>
-        </w:rPr>
-        <w:t xml:space="preserve"> - Nagy teljesítményű hozzáférés az AR és VR - összefoglaló néven XR - platformokhoz és eszközökhöz (2016) The </w:t>
-      </w:r>
-      <w:proofErr w:type="spellStart"/>
-      <w:r>
-        <w:rPr>
-          <w:rFonts w:eastAsia="Times New Roman" w:cs="Times New Roman"/>
-          <w:szCs w:val="24"/>
-          <w:lang w:eastAsia="hu-HU"/>
-        </w:rPr>
-        <w:t>Khronos</w:t>
-      </w:r>
-      <w:proofErr w:type="spellEnd"/>
-      <w:r>
-        <w:rPr>
-          <w:rFonts w:eastAsia="Times New Roman" w:cs="Times New Roman"/>
-          <w:szCs w:val="24"/>
-          <w:lang w:eastAsia="hu-HU"/>
-        </w:rPr>
-        <w:t xml:space="preserve"> Group. Elérhető: </w:t>
-      </w:r>
-      <w:hyperlink r:id="rId23" w:history="1">
-        <w:r>
-          <w:rPr>
-            <w:rStyle w:val="Hiperhivatkozs"/>
-            <w:rFonts w:eastAsia="Times New Roman" w:cs="Times New Roman"/>
-            <w:szCs w:val="24"/>
-            <w:lang w:eastAsia="hu-HU"/>
-          </w:rPr>
-          <w:t>https://www.khronos.org/openxr/</w:t>
-        </w:r>
-      </w:hyperlink>
-      <w:r>
-        <w:rPr>
-          <w:rFonts w:eastAsia="Times New Roman" w:cs="Times New Roman"/>
-          <w:szCs w:val="24"/>
-          <w:lang w:eastAsia="hu-HU"/>
-        </w:rPr>
-        <w:t xml:space="preserve"> (Hozzáférés: 2023. április 14.).</w:t>
-      </w:r>
-    </w:p>
-    <w:p>
-      <w:pPr>
-        <w:spacing w:line="240" w:lineRule="auto"/>
-        <w:jc w:val="left"/>
-        <w:divId w:val="1268612199"/>
-        <w:rPr>
-          <w:rFonts w:eastAsia="Times New Roman" w:cs="Times New Roman"/>
-          <w:szCs w:val="24"/>
-          <w:lang w:eastAsia="hu-HU"/>
-        </w:rPr>
-      </w:pPr>
-    </w:p>
-    <w:p>
-      <w:pPr>
-        <w:jc w:val="left"/>
-        <w:divId w:val="1268612199"/>
-        <w:rPr>
-          <w:rFonts w:cs="Times New Roman"/>
-          <w:szCs w:val="24"/>
-        </w:rPr>
-      </w:pPr>
-      <w:r>
-        <w:rPr>
-          <w:rFonts w:cs="Times New Roman"/>
-          <w:szCs w:val="24"/>
-        </w:rPr>
-        <w:t xml:space="preserve">XR </w:t>
-      </w:r>
-      <w:proofErr w:type="spellStart"/>
-      <w:r>
-        <w:rPr>
-          <w:rFonts w:cs="Times New Roman"/>
-          <w:szCs w:val="24"/>
-        </w:rPr>
-        <w:t>Toolkit</w:t>
-      </w:r>
-      <w:proofErr w:type="spellEnd"/>
-      <w:r>
-        <w:rPr>
-          <w:rFonts w:cs="Times New Roman"/>
-          <w:szCs w:val="24"/>
-        </w:rPr>
-        <w:t xml:space="preserve">: XR </w:t>
-      </w:r>
-      <w:proofErr w:type="spellStart"/>
-      <w:r>
-        <w:rPr>
-          <w:rFonts w:cs="Times New Roman"/>
-          <w:szCs w:val="24"/>
-        </w:rPr>
-        <w:t>Interaction</w:t>
-      </w:r>
-      <w:proofErr w:type="spellEnd"/>
-      <w:r>
-        <w:rPr>
-          <w:rFonts w:cs="Times New Roman"/>
-          <w:szCs w:val="24"/>
-        </w:rPr>
-        <w:t xml:space="preserve"> </w:t>
-      </w:r>
-      <w:proofErr w:type="spellStart"/>
-      <w:r>
-        <w:rPr>
-          <w:rFonts w:cs="Times New Roman"/>
-          <w:szCs w:val="24"/>
-        </w:rPr>
-        <w:t>Toolkit</w:t>
-      </w:r>
-      <w:proofErr w:type="spellEnd"/>
-      <w:r>
-        <w:rPr>
-          <w:rFonts w:cs="Times New Roman"/>
-          <w:szCs w:val="24"/>
-        </w:rPr>
-        <w:t xml:space="preserve"> | XR </w:t>
-      </w:r>
-      <w:proofErr w:type="spellStart"/>
-      <w:r>
-        <w:rPr>
-          <w:rFonts w:cs="Times New Roman"/>
-          <w:szCs w:val="24"/>
-        </w:rPr>
-        <w:t>Interaction</w:t>
-      </w:r>
-      <w:proofErr w:type="spellEnd"/>
-      <w:r>
-        <w:rPr>
-          <w:rFonts w:cs="Times New Roman"/>
-          <w:szCs w:val="24"/>
-        </w:rPr>
-        <w:t xml:space="preserve"> </w:t>
-      </w:r>
-      <w:proofErr w:type="spellStart"/>
-      <w:r>
-        <w:rPr>
-          <w:rFonts w:cs="Times New Roman"/>
-          <w:szCs w:val="24"/>
-        </w:rPr>
-        <w:t>Toolkit</w:t>
-      </w:r>
-      <w:proofErr w:type="spellEnd"/>
-      <w:r>
-        <w:rPr>
-          <w:rFonts w:cs="Times New Roman"/>
-          <w:szCs w:val="24"/>
-        </w:rPr>
-        <w:t xml:space="preserve"> | 2.3.1 Elérhető: </w:t>
-      </w:r>
-      <w:hyperlink r:id="rId24" w:history="1">
-        <w:r>
-          <w:rPr>
-            <w:rStyle w:val="Hiperhivatkozs"/>
-            <w:rFonts w:cs="Times New Roman"/>
-            <w:szCs w:val="24"/>
-          </w:rPr>
-          <w:t>https://docs.unity3d.com/Packages/com.unity.xr.interaction.toolkit@2.3/manual/index.html</w:t>
-        </w:r>
-      </w:hyperlink>
-      <w:r>
-        <w:rPr>
-          <w:rFonts w:cs="Times New Roman"/>
-          <w:szCs w:val="24"/>
-        </w:rPr>
-        <w:t xml:space="preserve"> (Hozzáférés: 2023. április 14.).</w:t>
-      </w:r>
-    </w:p>
-    <w:p>
-      <w:pPr>
-        <w:jc w:val="left"/>
-        <w:divId w:val="1268612199"/>
-        <w:rPr>
-          <w:rFonts w:eastAsia="Times New Roman" w:cs="Times New Roman"/>
-          <w:szCs w:val="24"/>
-          <w:lang w:eastAsia="hu-HU"/>
-        </w:rPr>
-      </w:pPr>
-      <w:proofErr w:type="spellStart"/>
-      <w:r>
-        <w:rPr>
-          <w:rFonts w:cs="Times New Roman"/>
-          <w:szCs w:val="24"/>
-        </w:rPr>
-        <w:lastRenderedPageBreak/>
+      <w:r>
+        <w:rPr>
+          <w:rFonts w:cs="Times New Roman"/>
+          <w:szCs w:val="24"/>
+        </w:rPr>
+        <w:t xml:space="preserve">[5] </w:t>
+      </w:r>
+      <w:proofErr w:type="spellStart"/>
+      <w:r>
+        <w:rPr>
+          <w:rFonts w:cs="Times New Roman"/>
+          <w:szCs w:val="24"/>
+        </w:rPr>
         <w:t>Water</w:t>
       </w:r>
       <w:proofErr w:type="spellEnd"/>
@@ -6028,7 +6103,7 @@
         </w:rPr>
         <w:t xml:space="preserve">. Elérhető: </w:t>
       </w:r>
-      <w:hyperlink r:id="rId25" w:history="1">
+      <w:hyperlink r:id="rId24" w:history="1">
         <w:r>
           <w:rPr>
             <w:rFonts w:eastAsia="Times New Roman" w:cs="Times New Roman"/>
@@ -6084,55 +6159,64 @@
     </w:p>
     <w:p>
       <w:pPr>
+        <w:ind w:firstLine="0"/>
         <w:jc w:val="left"/>
         <w:divId w:val="1268612199"/>
         <w:rPr>
           <w:rFonts w:cs="Times New Roman"/>
         </w:rPr>
       </w:pPr>
-      <w:proofErr w:type="spellStart"/>
       <w:r>
         <w:rPr>
           <w:rFonts w:cs="Times New Roman"/>
           <w:i/>
           <w:iCs/>
         </w:rPr>
-        <w:t>Water</w:t>
-      </w:r>
-      <w:proofErr w:type="spellEnd"/>
+        <w:t xml:space="preserve">[6] </w:t>
+      </w:r>
+      <w:proofErr w:type="spellStart"/>
       <w:r>
         <w:rPr>
           <w:rFonts w:cs="Times New Roman"/>
           <w:i/>
           <w:iCs/>
         </w:rPr>
-        <w:t xml:space="preserve"> </w:t>
-      </w:r>
-      <w:proofErr w:type="spellStart"/>
+        <w:t>Water</w:t>
+      </w:r>
+      <w:proofErr w:type="spellEnd"/>
       <w:r>
         <w:rPr>
           <w:rFonts w:cs="Times New Roman"/>
           <w:i/>
           <w:iCs/>
         </w:rPr>
-        <w:t>Bears</w:t>
-      </w:r>
-      <w:proofErr w:type="spellEnd"/>
+        <w:t xml:space="preserve"> </w:t>
+      </w:r>
+      <w:proofErr w:type="spellStart"/>
       <w:r>
         <w:rPr>
           <w:rFonts w:cs="Times New Roman"/>
           <w:i/>
           <w:iCs/>
         </w:rPr>
-        <w:t xml:space="preserve"> VR a </w:t>
-      </w:r>
-      <w:proofErr w:type="spellStart"/>
+        <w:t>Bears</w:t>
+      </w:r>
+      <w:proofErr w:type="spellEnd"/>
       <w:r>
         <w:rPr>
           <w:rFonts w:cs="Times New Roman"/>
           <w:i/>
           <w:iCs/>
         </w:rPr>
+        <w:t xml:space="preserve"> VR a </w:t>
+      </w:r>
+      <w:proofErr w:type="spellStart"/>
+      <w:r>
+        <w:rPr>
+          <w:rFonts w:cs="Times New Roman"/>
+          <w:i/>
+          <w:iCs/>
+        </w:rPr>
         <w:t>Steamen</w:t>
       </w:r>
       <w:proofErr w:type="spellEnd"/>
@@ -6156,7 +6240,7 @@
         </w:rPr>
         <w:t xml:space="preserve">: </w:t>
       </w:r>
-      <w:hyperlink r:id="rId26" w:history="1">
+      <w:hyperlink r:id="rId25" w:history="1">
         <w:r>
           <w:rPr>
             <w:rStyle w:val="Hiperhivatkozs"/>
@@ -6200,12 +6284,484 @@
     </w:p>
     <w:p>
       <w:pPr>
+        <w:ind w:firstLine="0"/>
         <w:jc w:val="left"/>
         <w:divId w:val="1268612199"/>
         <w:rPr>
           <w:rFonts w:cs="Times New Roman"/>
-        </w:rPr>
-      </w:pPr>
+          <w:szCs w:val="24"/>
+        </w:rPr>
+      </w:pPr>
+      <w:r>
+        <w:rPr>
+          <w:rFonts w:cs="Times New Roman"/>
+          <w:szCs w:val="24"/>
+        </w:rPr>
+        <w:t>[</w:t>
+      </w:r>
+      <w:r>
+        <w:rPr>
+          <w:rFonts w:cs="Times New Roman"/>
+          <w:szCs w:val="24"/>
+        </w:rPr>
+        <w:t>7</w:t>
+      </w:r>
+      <w:r>
+        <w:rPr>
+          <w:rFonts w:cs="Times New Roman"/>
+          <w:b/>
+          <w:bCs/>
+          <w:szCs w:val="24"/>
+        </w:rPr>
+        <w:t>]</w:t>
+      </w:r>
+      <w:r>
+        <w:rPr>
+          <w:rFonts w:cs="Times New Roman"/>
+          <w:szCs w:val="24"/>
+        </w:rPr>
+        <w:t xml:space="preserve"> </w:t>
+      </w:r>
+      <w:proofErr w:type="spellStart"/>
+      <w:r>
+        <w:rPr>
+          <w:rFonts w:cs="Times New Roman"/>
+          <w:szCs w:val="24"/>
+        </w:rPr>
+        <w:t>Blender</w:t>
+      </w:r>
+      <w:proofErr w:type="spellEnd"/>
+      <w:r>
+        <w:rPr>
+          <w:rFonts w:cs="Times New Roman"/>
+          <w:szCs w:val="24"/>
+        </w:rPr>
+        <w:t>: '</w:t>
+      </w:r>
+      <w:proofErr w:type="spellStart"/>
+      <w:r>
+        <w:rPr>
+          <w:rFonts w:cs="Times New Roman"/>
+          <w:szCs w:val="24"/>
+        </w:rPr>
+        <w:t>Blender</w:t>
+      </w:r>
+      <w:proofErr w:type="spellEnd"/>
+      <w:r>
+        <w:rPr>
+          <w:rFonts w:cs="Times New Roman"/>
+          <w:szCs w:val="24"/>
+        </w:rPr>
+        <w:t xml:space="preserve"> (program)' (2021) Wikipédia. Elérhető: </w:t>
+      </w:r>
+      <w:hyperlink r:id="rId26" w:history="1">
+        <w:r>
+          <w:rPr>
+            <w:rStyle w:val="Hiperhivatkozs"/>
+            <w:rFonts w:cs="Times New Roman"/>
+            <w:szCs w:val="24"/>
+          </w:rPr>
+          <w:t>https://hu.wikipedia.org/w/index.php?title=Blender_(program)&amp;oldid=24164351</w:t>
+        </w:r>
+      </w:hyperlink>
+      <w:r>
+        <w:rPr>
+          <w:rFonts w:cs="Times New Roman"/>
+          <w:szCs w:val="24"/>
+        </w:rPr>
+        <w:t xml:space="preserve"> (Hozzáférés: 2023. április 14.).</w:t>
+      </w:r>
+    </w:p>
+    <w:p>
+      <w:pPr>
+        <w:ind w:firstLine="0"/>
+        <w:jc w:val="left"/>
+        <w:divId w:val="1268612199"/>
+        <w:rPr>
+          <w:rFonts w:cs="Times New Roman"/>
+          <w:szCs w:val="24"/>
+        </w:rPr>
+      </w:pPr>
+      <w:r>
+        <w:rPr>
+          <w:rFonts w:cs="Times New Roman"/>
+          <w:szCs w:val="24"/>
+        </w:rPr>
+        <w:t>[</w:t>
+      </w:r>
+      <w:r>
+        <w:rPr>
+          <w:rFonts w:cs="Times New Roman"/>
+          <w:szCs w:val="24"/>
+        </w:rPr>
+        <w:t>8</w:t>
+      </w:r>
+      <w:r>
+        <w:rPr>
+          <w:rFonts w:cs="Times New Roman"/>
+          <w:szCs w:val="24"/>
+        </w:rPr>
+        <w:t xml:space="preserve">] </w:t>
+      </w:r>
+      <w:proofErr w:type="spellStart"/>
+      <w:r>
+        <w:rPr>
+          <w:rFonts w:cs="Times New Roman"/>
+          <w:szCs w:val="24"/>
+        </w:rPr>
+        <w:t>Unity</w:t>
+      </w:r>
+      <w:proofErr w:type="spellEnd"/>
+      <w:r>
+        <w:rPr>
+          <w:rFonts w:cs="Times New Roman"/>
+          <w:szCs w:val="24"/>
+        </w:rPr>
+        <w:t>: '</w:t>
+      </w:r>
+      <w:proofErr w:type="spellStart"/>
+      <w:r>
+        <w:rPr>
+          <w:rFonts w:cs="Times New Roman"/>
+          <w:szCs w:val="24"/>
+        </w:rPr>
+        <w:t>Unity</w:t>
+      </w:r>
+      <w:proofErr w:type="spellEnd"/>
+      <w:r>
+        <w:rPr>
+          <w:rFonts w:cs="Times New Roman"/>
+          <w:szCs w:val="24"/>
+        </w:rPr>
+        <w:t xml:space="preserve"> (játékmotor)' (2023) Wikipédia. Elérhető: </w:t>
+      </w:r>
+      <w:hyperlink r:id="rId27" w:history="1">
+        <w:r>
+          <w:rPr>
+            <w:rStyle w:val="Hiperhivatkozs"/>
+            <w:rFonts w:cs="Times New Roman"/>
+            <w:szCs w:val="24"/>
+          </w:rPr>
+          <w:t>https://en.wikipedia.org/w/index.php?title=Unity_(game_engine)&amp;oldid=1149382691</w:t>
+        </w:r>
+      </w:hyperlink>
+      <w:r>
+        <w:rPr>
+          <w:rFonts w:cs="Times New Roman"/>
+          <w:szCs w:val="24"/>
+        </w:rPr>
+        <w:t xml:space="preserve"> (Hozzáférés: 2023. április 14.).</w:t>
+      </w:r>
+    </w:p>
+    <w:p>
+      <w:pPr>
+        <w:spacing w:line="240" w:lineRule="auto"/>
+        <w:ind w:firstLine="0"/>
+        <w:jc w:val="left"/>
+        <w:divId w:val="1268612199"/>
+        <w:rPr>
+          <w:rFonts w:eastAsia="Times New Roman" w:cs="Times New Roman"/>
+          <w:szCs w:val="24"/>
+          <w:lang w:eastAsia="hu-HU"/>
+        </w:rPr>
+      </w:pPr>
+      <w:r>
+        <w:rPr>
+          <w:rFonts w:eastAsia="Times New Roman" w:cs="Times New Roman"/>
+          <w:szCs w:val="24"/>
+          <w:lang w:eastAsia="hu-HU"/>
+        </w:rPr>
+        <w:t>[9</w:t>
+      </w:r>
+      <w:r>
+        <w:rPr>
+          <w:rFonts w:eastAsia="Times New Roman" w:cs="Times New Roman"/>
+          <w:szCs w:val="24"/>
+          <w:lang w:eastAsia="hu-HU"/>
+        </w:rPr>
+        <w:t xml:space="preserve">] </w:t>
+      </w:r>
+      <w:proofErr w:type="spellStart"/>
+      <w:r>
+        <w:rPr>
+          <w:rFonts w:eastAsia="Times New Roman" w:cs="Times New Roman"/>
+          <w:szCs w:val="24"/>
+          <w:lang w:eastAsia="hu-HU"/>
+        </w:rPr>
+        <w:t>OpenXR</w:t>
+      </w:r>
+      <w:proofErr w:type="spellEnd"/>
+      <w:r>
+        <w:rPr>
+          <w:rFonts w:eastAsia="Times New Roman" w:cs="Times New Roman"/>
+          <w:szCs w:val="24"/>
+          <w:lang w:eastAsia="hu-HU"/>
+        </w:rPr>
+        <w:t xml:space="preserve"> - Nagy teljesítményű hozzáférés az AR és VR - összefoglaló néven XR - platformokhoz és eszközökhöz (2016) The </w:t>
+      </w:r>
+      <w:proofErr w:type="spellStart"/>
+      <w:r>
+        <w:rPr>
+          <w:rFonts w:eastAsia="Times New Roman" w:cs="Times New Roman"/>
+          <w:szCs w:val="24"/>
+          <w:lang w:eastAsia="hu-HU"/>
+        </w:rPr>
+        <w:t>Khronos</w:t>
+      </w:r>
+      <w:proofErr w:type="spellEnd"/>
+      <w:r>
+        <w:rPr>
+          <w:rFonts w:eastAsia="Times New Roman" w:cs="Times New Roman"/>
+          <w:szCs w:val="24"/>
+          <w:lang w:eastAsia="hu-HU"/>
+        </w:rPr>
+        <w:t xml:space="preserve"> Group. Elérhető: </w:t>
+      </w:r>
+      <w:hyperlink r:id="rId28" w:history="1">
+        <w:r>
+          <w:rPr>
+            <w:rStyle w:val="Hiperhivatkozs"/>
+            <w:rFonts w:eastAsia="Times New Roman" w:cs="Times New Roman"/>
+            <w:szCs w:val="24"/>
+            <w:lang w:eastAsia="hu-HU"/>
+          </w:rPr>
+          <w:t>https://www.khronos.org/openxr/</w:t>
+        </w:r>
+      </w:hyperlink>
+      <w:r>
+        <w:rPr>
+          <w:rFonts w:eastAsia="Times New Roman" w:cs="Times New Roman"/>
+          <w:szCs w:val="24"/>
+          <w:lang w:eastAsia="hu-HU"/>
+        </w:rPr>
+        <w:t xml:space="preserve"> (Hozzáférés: 2023. április 14.).</w:t>
+      </w:r>
+    </w:p>
+    <w:p>
+      <w:pPr>
+        <w:spacing w:line="240" w:lineRule="auto"/>
+        <w:jc w:val="left"/>
+        <w:divId w:val="1268612199"/>
+        <w:rPr>
+          <w:rFonts w:eastAsia="Times New Roman" w:cs="Times New Roman"/>
+          <w:szCs w:val="24"/>
+          <w:lang w:eastAsia="hu-HU"/>
+        </w:rPr>
+      </w:pPr>
+    </w:p>
+    <w:p>
+      <w:pPr>
+        <w:ind w:firstLine="0"/>
+        <w:jc w:val="left"/>
+        <w:divId w:val="1268612199"/>
+        <w:rPr>
+          <w:rFonts w:cs="Times New Roman"/>
+          <w:szCs w:val="24"/>
+        </w:rPr>
+      </w:pPr>
+      <w:r>
+        <w:rPr>
+          <w:rFonts w:cs="Times New Roman"/>
+          <w:szCs w:val="24"/>
+        </w:rPr>
+        <w:lastRenderedPageBreak/>
+        <w:t>[</w:t>
+      </w:r>
+      <w:r>
+        <w:rPr>
+          <w:rFonts w:cs="Times New Roman"/>
+          <w:szCs w:val="24"/>
+        </w:rPr>
+        <w:t>10</w:t>
+      </w:r>
+      <w:r>
+        <w:rPr>
+          <w:rFonts w:cs="Times New Roman"/>
+          <w:szCs w:val="24"/>
+        </w:rPr>
+        <w:t xml:space="preserve">] </w:t>
+      </w:r>
+      <w:r>
+        <w:rPr>
+          <w:rFonts w:cs="Times New Roman"/>
+          <w:szCs w:val="24"/>
+        </w:rPr>
+        <w:t xml:space="preserve">XR </w:t>
+      </w:r>
+      <w:proofErr w:type="spellStart"/>
+      <w:r>
+        <w:rPr>
+          <w:rFonts w:cs="Times New Roman"/>
+          <w:szCs w:val="24"/>
+        </w:rPr>
+        <w:t>Toolkit</w:t>
+      </w:r>
+      <w:proofErr w:type="spellEnd"/>
+      <w:r>
+        <w:rPr>
+          <w:rFonts w:cs="Times New Roman"/>
+          <w:szCs w:val="24"/>
+        </w:rPr>
+        <w:t xml:space="preserve">: XR </w:t>
+      </w:r>
+      <w:proofErr w:type="spellStart"/>
+      <w:r>
+        <w:rPr>
+          <w:rFonts w:cs="Times New Roman"/>
+          <w:szCs w:val="24"/>
+        </w:rPr>
+        <w:t>Interaction</w:t>
+      </w:r>
+      <w:proofErr w:type="spellEnd"/>
+      <w:r>
+        <w:rPr>
+          <w:rFonts w:cs="Times New Roman"/>
+          <w:szCs w:val="24"/>
+        </w:rPr>
+        <w:t xml:space="preserve"> </w:t>
+      </w:r>
+      <w:proofErr w:type="spellStart"/>
+      <w:r>
+        <w:rPr>
+          <w:rFonts w:cs="Times New Roman"/>
+          <w:szCs w:val="24"/>
+        </w:rPr>
+        <w:t>Toolkit</w:t>
+      </w:r>
+      <w:proofErr w:type="spellEnd"/>
+      <w:r>
+        <w:rPr>
+          <w:rFonts w:cs="Times New Roman"/>
+          <w:szCs w:val="24"/>
+        </w:rPr>
+        <w:t xml:space="preserve"> | XR </w:t>
+      </w:r>
+      <w:proofErr w:type="spellStart"/>
+      <w:r>
+        <w:rPr>
+          <w:rFonts w:cs="Times New Roman"/>
+          <w:szCs w:val="24"/>
+        </w:rPr>
+        <w:t>Interaction</w:t>
+      </w:r>
+      <w:proofErr w:type="spellEnd"/>
+      <w:r>
+        <w:rPr>
+          <w:rFonts w:cs="Times New Roman"/>
+          <w:szCs w:val="24"/>
+        </w:rPr>
+        <w:t xml:space="preserve"> </w:t>
+      </w:r>
+      <w:proofErr w:type="spellStart"/>
+      <w:r>
+        <w:rPr>
+          <w:rFonts w:cs="Times New Roman"/>
+          <w:szCs w:val="24"/>
+        </w:rPr>
+        <w:t>Toolkit</w:t>
+      </w:r>
+      <w:proofErr w:type="spellEnd"/>
+      <w:r>
+        <w:rPr>
+          <w:rFonts w:cs="Times New Roman"/>
+          <w:szCs w:val="24"/>
+        </w:rPr>
+        <w:t xml:space="preserve"> | 2.3.1 Elérhető: </w:t>
+      </w:r>
+      <w:hyperlink r:id="rId29" w:history="1">
+        <w:r>
+          <w:rPr>
+            <w:rStyle w:val="Hiperhivatkozs"/>
+            <w:rFonts w:cs="Times New Roman"/>
+            <w:szCs w:val="24"/>
+          </w:rPr>
+          <w:t>https://docs.unity3d.com/Packages/com.unity.xr.interaction.toolkit@2.3/manual/index.html</w:t>
+        </w:r>
+      </w:hyperlink>
+      <w:r>
+        <w:rPr>
+          <w:rFonts w:cs="Times New Roman"/>
+          <w:szCs w:val="24"/>
+        </w:rPr>
+        <w:t xml:space="preserve"> (Hozzáférés: 2023. április 14.).</w:t>
+      </w:r>
+    </w:p>
+    <w:p>
+      <w:pPr>
+        <w:ind w:firstLine="0"/>
+        <w:jc w:val="left"/>
+        <w:divId w:val="1268612199"/>
+        <w:rPr>
+          <w:rFonts w:cs="Times New Roman"/>
+          <w:szCs w:val="24"/>
+        </w:rPr>
+      </w:pPr>
+      <w:r>
+        <w:rPr>
+          <w:rFonts w:cs="Times New Roman"/>
+          <w:szCs w:val="24"/>
+        </w:rPr>
+        <w:t>[11</w:t>
+      </w:r>
+      <w:r>
+        <w:rPr>
+          <w:rFonts w:cs="Times New Roman"/>
+          <w:szCs w:val="24"/>
+        </w:rPr>
+        <w:t xml:space="preserve">] </w:t>
+      </w:r>
+      <w:r>
+        <w:rPr>
+          <w:rFonts w:cs="Times New Roman"/>
+          <w:szCs w:val="24"/>
+        </w:rPr>
+        <w:t xml:space="preserve">C#:'C Sharp (programozási nyelv)' (2023) Wikipédia. Elérhető: </w:t>
+      </w:r>
+      <w:hyperlink r:id="rId30" w:history="1">
+        <w:r>
+          <w:rPr>
+            <w:rStyle w:val="Hiperhivatkozs"/>
+            <w:rFonts w:cs="Times New Roman"/>
+            <w:szCs w:val="24"/>
+          </w:rPr>
+          <w:t>https://en.wikipedia.org/w/index.php?title=C_Sharp_(programming_language)&amp;oldid=11471</w:t>
+        </w:r>
+      </w:hyperlink>
+      <w:r>
+        <w:rPr>
+          <w:rFonts w:cs="Times New Roman"/>
+          <w:szCs w:val="24"/>
+        </w:rPr>
+        <w:t>94949 (Hozzáférés: 2023. április 14.).</w:t>
+      </w:r>
+    </w:p>
+    <w:p>
+      <w:pPr>
+        <w:ind w:firstLine="0"/>
+        <w:jc w:val="left"/>
+        <w:divId w:val="1268612199"/>
+        <w:rPr>
+          <w:rFonts w:cs="Times New Roman"/>
+        </w:rPr>
+      </w:pPr>
+      <w:r>
+        <w:rPr>
+          <w:rFonts w:cs="Times New Roman"/>
+        </w:rPr>
+        <w:t>[1</w:t>
+      </w:r>
+      <w:r>
+        <w:rPr>
+          <w:rFonts w:cs="Times New Roman"/>
+        </w:rPr>
+        <w:t>2</w:t>
+      </w:r>
+      <w:r>
+        <w:rPr>
+          <w:rFonts w:cs="Times New Roman"/>
+        </w:rPr>
+        <w:t xml:space="preserve">] </w:t>
+      </w:r>
       <w:r>
         <w:rPr>
           <w:rFonts w:cs="Times New Roman"/>
@@ -6254,7 +6810,7 @@
         </w:rPr>
         <w:t xml:space="preserve">: </w:t>
       </w:r>
-      <w:hyperlink r:id="rId27" w:history="1">
+      <w:hyperlink r:id="rId31" w:history="1">
         <w:r>
           <w:rPr>
             <w:rStyle w:val="Hiperhivatkozs"/>
@@ -6315,9 +6871,9 @@
         <w:lastRenderedPageBreak/>
         <w:fldChar w:fldCharType="end"/>
       </w:r>
-      <w:bookmarkStart w:id="32" w:name="_Ref89376640"/>
-      <w:bookmarkStart w:id="33" w:name="_Toc132571049"/>
-      <w:commentRangeEnd w:id="31"/>
+      <w:bookmarkStart w:id="35" w:name="_Ref89376640"/>
+      <w:bookmarkStart w:id="36" w:name="_Toc132571049"/>
+      <w:commentRangeEnd w:id="34"/>
       <w:r>
         <w:rPr>
           <w:rStyle w:val="Jegyzethivatkozs"/>
@@ -6325,13 +6881,13 @@
           <w:b w:val="0"/>
           <w:color w:val="auto"/>
         </w:rPr>
-        <w:commentReference w:id="31"/>
+        <w:commentReference w:id="34"/>
       </w:r>
       <w:r>
         <w:t>Mellékletek</w:t>
       </w:r>
-      <w:bookmarkEnd w:id="32"/>
-      <w:bookmarkEnd w:id="33"/>
+      <w:bookmarkEnd w:id="35"/>
+      <w:bookmarkEnd w:id="36"/>
     </w:p>
     <w:p>
       <w:pPr>
@@ -6836,23 +7392,26 @@
       <w:pPr>
         <w:pStyle w:val="Cmsor1-szmozatlan"/>
       </w:pPr>
-      <w:bookmarkStart w:id="34" w:name="_Toc132571050"/>
+      <w:bookmarkStart w:id="37" w:name="_Toc132571050"/>
       <w:r>
         <w:lastRenderedPageBreak/>
         <w:t>Ábrajegyzék</w:t>
       </w:r>
-      <w:bookmarkEnd w:id="34"/>
+      <w:bookmarkEnd w:id="37"/>
     </w:p>
     <w:p>
       <w:pPr>
         <w:pStyle w:val="brajegyzk"/>
         <w:tabs>
+          <w:tab w:val="left" w:pos="880"/>
           <w:tab w:val="right" w:leader="dot" w:pos="8493"/>
         </w:tabs>
         <w:rPr>
-          <w:rFonts w:asciiTheme="minorHAnsi" w:eastAsiaTheme="minorEastAsia" w:hAnsiTheme="minorHAnsi"/>
+          <w:rFonts w:eastAsiaTheme="minorEastAsia" w:cstheme="minorBidi"/>
+          <w:smallCaps w:val="0"/>
           <w:noProof/>
           <w:sz w:val="22"/>
+          <w:szCs w:val="22"/>
           <w:lang w:eastAsia="hu-HU"/>
         </w:rPr>
       </w:pPr>
@@ -6865,13 +7424,128 @@
       <w:r>
         <w:fldChar w:fldCharType="separate"/>
       </w:r>
-      <w:hyperlink w:anchor="_Toc97890941" w:history="1">
+      <w:r>
+        <w:rPr>
+          <w:rStyle w:val="Hiperhivatkozs"/>
+          <w:noProof/>
+        </w:rPr>
+        <w:t>1. ábra</w:t>
+      </w:r>
+      <w:r>
+        <w:rPr>
+          <w:rFonts w:eastAsiaTheme="minorEastAsia" w:cstheme="minorBidi"/>
+          <w:smallCaps w:val="0"/>
+          <w:noProof/>
+          <w:sz w:val="22"/>
+          <w:szCs w:val="22"/>
+          <w:lang w:eastAsia="hu-HU"/>
+        </w:rPr>
+        <w:t>/</w:t>
+      </w:r>
+      <w:r>
+        <w:rPr>
+          <w:rStyle w:val="Hiperhivatkozs"/>
+          <w:noProof/>
+        </w:rPr>
+        <w:t>2. ábra(</w:t>
+      </w:r>
+      <w:r>
+        <w:rPr>
+          <w:rStyle w:val="Hiperhivatkozs"/>
+          <w:noProof/>
+        </w:rPr>
+        <w:t>Enhance VR Wants To Train Your Brain With Pizza Making And Beat Saber-Like Action (2020) UploadVR. Available at: https://www.uploadvr.com/enhance-vr-brain-training/ (Accessed: 24 April 2023).</w:t>
+      </w:r>
+      <w:r>
+        <w:rPr>
+          <w:noProof/>
+          <w:webHidden/>
+        </w:rPr>
+        <w:tab/>
+      </w:r>
+      <w:r>
+        <w:rPr>
+          <w:noProof/>
+          <w:webHidden/>
+        </w:rPr>
+        <w:fldChar w:fldCharType="begin"/>
+      </w:r>
+      <w:r>
+        <w:rPr>
+          <w:noProof/>
+          <w:webHidden/>
+        </w:rPr>
+        <w:instrText xml:space="preserve"> PAGEREF _Toc133217892 \h </w:instrText>
+      </w:r>
+      <w:r>
+        <w:rPr>
+          <w:noProof/>
+          <w:webHidden/>
+        </w:rPr>
+      </w:r>
+      <w:r>
+        <w:rPr>
+          <w:noProof/>
+          <w:webHidden/>
+        </w:rPr>
+        <w:fldChar w:fldCharType="separate"/>
+      </w:r>
+      <w:r>
+        <w:rPr>
+          <w:noProof/>
+          <w:webHidden/>
+        </w:rPr>
+        <w:t>12</w:t>
+      </w:r>
+      <w:r>
+        <w:rPr>
+          <w:noProof/>
+          <w:webHidden/>
+        </w:rPr>
+        <w:fldChar w:fldCharType="end"/>
+      </w:r>
+    </w:p>
+    <w:p>
+      <w:pPr>
+        <w:pStyle w:val="brajegyzk"/>
+        <w:tabs>
+          <w:tab w:val="left" w:pos="880"/>
+          <w:tab w:val="right" w:leader="dot" w:pos="8493"/>
+        </w:tabs>
+        <w:rPr>
+          <w:rFonts w:eastAsiaTheme="minorEastAsia" w:cstheme="minorBidi"/>
+          <w:smallCaps w:val="0"/>
+          <w:noProof/>
+          <w:sz w:val="22"/>
+          <w:szCs w:val="22"/>
+          <w:lang w:eastAsia="hu-HU"/>
+        </w:rPr>
+      </w:pPr>
+      <w:hyperlink w:anchor="_Toc133217893" w:history="1">
         <w:r>
           <w:rPr>
             <w:rStyle w:val="Hiperhivatkozs"/>
             <w:noProof/>
           </w:rPr>
-          <w:t>1. ábra: ábrafelirat (ha szükséges, akkor a forrás megjelölésével) [1]</w:t>
+          <w:t>3. ábra</w:t>
+        </w:r>
+        <w:r>
+          <w:rPr>
+            <w:rFonts w:eastAsiaTheme="minorEastAsia" w:cstheme="minorBidi"/>
+            <w:smallCaps w:val="0"/>
+            <w:noProof/>
+            <w:sz w:val="22"/>
+            <w:szCs w:val="22"/>
+            <w:lang w:eastAsia="hu-HU"/>
+          </w:rPr>
+          <w:t>/</w:t>
+        </w:r>
+        <w:r>
+          <w:rPr>
+            <w:rStyle w:val="Hiperhivatkozs"/>
+            <w:noProof/>
+          </w:rPr>
+          <w:t>4. ábra</w:t>
         </w:r>
         <w:r>
           <w:rPr>
@@ -6892,7 +7566,7 @@
             <w:noProof/>
             <w:webHidden/>
           </w:rPr>
-          <w:instrText xml:space="preserve"> PAGEREF _Toc97890941 \h </w:instrText>
+          <w:instrText xml:space="preserve"> PAGEREF _Toc133217893 \h </w:instrText>
         </w:r>
         <w:r>
           <w:rPr>
@@ -6912,7 +7586,7 @@
             <w:noProof/>
             <w:webHidden/>
           </w:rPr>
-          <w:t>1</w:t>
+          <w:t>13</w:t>
         </w:r>
         <w:r>
           <w:rPr>
@@ -6925,9 +7599,7 @@
     </w:p>
     <w:p>
       <w:pPr>
-        <w:tabs>
-          <w:tab w:val="left" w:pos="1220"/>
-        </w:tabs>
+        <w:pStyle w:val="Firstparagraph"/>
       </w:pPr>
       <w:r>
         <w:fldChar w:fldCharType="end"/>
@@ -6937,12 +7609,12 @@
       <w:pPr>
         <w:pStyle w:val="Cmsor1-szmozatlan"/>
       </w:pPr>
-      <w:bookmarkStart w:id="35" w:name="_Toc132571051"/>
+      <w:bookmarkStart w:id="38" w:name="_Toc132571051"/>
       <w:r>
         <w:lastRenderedPageBreak/>
         <w:t>Táblázatjegyzék</w:t>
       </w:r>
-      <w:bookmarkEnd w:id="35"/>
+      <w:bookmarkEnd w:id="38"/>
     </w:p>
     <w:p>
       <w:pPr>
@@ -6951,7 +7623,7 @@
           <w:tab w:val="right" w:leader="dot" w:pos="8493"/>
         </w:tabs>
         <w:rPr>
-          <w:rFonts w:asciiTheme="minorHAnsi" w:eastAsiaTheme="minorEastAsia" w:hAnsiTheme="minorHAnsi"/>
+          <w:rFonts w:eastAsiaTheme="minorEastAsia"/>
           <w:noProof/>
           <w:sz w:val="22"/>
           <w:lang w:eastAsia="hu-HU"/>
@@ -7030,7 +7702,7 @@
       </w:r>
     </w:p>
     <w:sectPr>
-      <w:headerReference w:type="default" r:id="rId28"/>
+      <w:headerReference w:type="default" r:id="rId32"/>
       <w:pgSz w:w="11906" w:h="16838" w:code="9"/>
       <w:pgMar w:top="1418" w:right="1418" w:bottom="1418" w:left="1418" w:header="709" w:footer="709" w:gutter="567"/>
       <w:cols w:space="708"/>
@@ -7096,7 +7768,7 @@
       </w:r>
     </w:p>
   </w:comment>
-  <w:comment w:id="12" w:author="Szabó Patrícia" w:date="2023-04-16T20:33:00Z" w:initials="SP">
+  <w:comment w:id="14" w:author="Szabó Patrícia" w:date="2023-04-16T20:33:00Z" w:initials="SP">
     <w:p>
       <w:pPr>
         <w:pStyle w:val="Jegyzetszveg"/>
@@ -7114,7 +7786,7 @@
       </w:r>
     </w:p>
   </w:comment>
-  <w:comment w:id="14" w:author="Szabó Patrícia" w:date="2023-04-16T20:37:00Z" w:initials="SP">
+  <w:comment w:id="16" w:author="Szabó Patrícia" w:date="2023-04-16T20:37:00Z" w:initials="SP">
     <w:p>
       <w:pPr>
         <w:pStyle w:val="Jegyzetszveg"/>
@@ -7132,7 +7804,7 @@
       </w:r>
     </w:p>
   </w:comment>
-  <w:comment w:id="17" w:author="Szabó Patrícia" w:date="2023-04-16T20:40:00Z" w:initials="SP">
+  <w:comment w:id="20" w:author="Szabó Patrícia" w:date="2023-04-16T20:40:00Z" w:initials="SP">
     <w:p>
       <w:pPr>
         <w:pStyle w:val="Jegyzetszveg"/>
@@ -7150,7 +7822,7 @@
       </w:r>
     </w:p>
   </w:comment>
-  <w:comment w:id="27" w:author="Szabó Patrícia" w:date="2023-04-16T20:51:00Z" w:initials="SP">
+  <w:comment w:id="30" w:author="Szabó Patrícia" w:date="2023-04-16T20:51:00Z" w:initials="SP">
     <w:p>
       <w:pPr>
         <w:pStyle w:val="Jegyzetszveg"/>
@@ -7168,7 +7840,7 @@
       </w:r>
     </w:p>
   </w:comment>
-  <w:comment w:id="29" w:author="Szabó Patrícia" w:date="2023-04-16T20:52:00Z" w:initials="SP">
+  <w:comment w:id="32" w:author="Szabó Patrícia" w:date="2023-04-16T20:52:00Z" w:initials="SP">
     <w:p>
       <w:pPr>
         <w:pStyle w:val="Jegyzetszveg"/>
@@ -7186,7 +7858,7 @@
       </w:r>
     </w:p>
   </w:comment>
-  <w:comment w:id="31" w:author="Szabó Patrícia" w:date="2023-04-16T20:56:00Z" w:initials="SP">
+  <w:comment w:id="34" w:author="Szabó Patrícia" w:date="2023-04-16T20:56:00Z" w:initials="SP">
     <w:p>
       <w:pPr>
         <w:pStyle w:val="Jegyzetszveg"/>
@@ -7549,9 +8221,9 @@
     </w:lvl>
   </w:abstractNum>
   <w:abstractNum w:abstractNumId="1" w15:restartNumberingAfterBreak="0">
-    <w:nsid w:val="48522291"/>
+    <w:nsid w:val="361F04F6"/>
     <w:multiLevelType w:val="hybridMultilevel"/>
-    <w:tmpl w:val="9A96F2E2"/>
+    <w:tmpl w:val="266A295A"/>
     <w:lvl w:ilvl="0" w:tplc="040E0001">
       <w:start w:val="1"/>
       <w:numFmt w:val="bullet"/>
@@ -7662,6 +8334,119 @@
     </w:lvl>
   </w:abstractNum>
   <w:abstractNum w:abstractNumId="2" w15:restartNumberingAfterBreak="0">
+    <w:nsid w:val="48522291"/>
+    <w:multiLevelType w:val="hybridMultilevel"/>
+    <w:tmpl w:val="9A96F2E2"/>
+    <w:lvl w:ilvl="0" w:tplc="040E0001">
+      <w:start w:val="1"/>
+      <w:numFmt w:val="bullet"/>
+      <w:lvlText w:val=""/>
+      <w:lvlJc w:val="left"/>
+      <w:pPr>
+        <w:ind w:left="1287" w:hanging="360"/>
+      </w:pPr>
+      <w:rPr>
+        <w:rFonts w:ascii="Symbol" w:hAnsi="Symbol" w:hint="default"/>
+      </w:rPr>
+    </w:lvl>
+    <w:lvl w:ilvl="1" w:tplc="040E0003" w:tentative="1">
+      <w:start w:val="1"/>
+      <w:numFmt w:val="bullet"/>
+      <w:lvlText w:val="o"/>
+      <w:lvlJc w:val="left"/>
+      <w:pPr>
+        <w:ind w:left="2007" w:hanging="360"/>
+      </w:pPr>
+      <w:rPr>
+        <w:rFonts w:ascii="Courier New" w:hAnsi="Courier New" w:cs="Courier New" w:hint="default"/>
+      </w:rPr>
+    </w:lvl>
+    <w:lvl w:ilvl="2" w:tplc="040E0005" w:tentative="1">
+      <w:start w:val="1"/>
+      <w:numFmt w:val="bullet"/>
+      <w:lvlText w:val=""/>
+      <w:lvlJc w:val="left"/>
+      <w:pPr>
+        <w:ind w:left="2727" w:hanging="360"/>
+      </w:pPr>
+      <w:rPr>
+        <w:rFonts w:ascii="Wingdings" w:hAnsi="Wingdings" w:hint="default"/>
+      </w:rPr>
+    </w:lvl>
+    <w:lvl w:ilvl="3" w:tplc="040E0001" w:tentative="1">
+      <w:start w:val="1"/>
+      <w:numFmt w:val="bullet"/>
+      <w:lvlText w:val=""/>
+      <w:lvlJc w:val="left"/>
+      <w:pPr>
+        <w:ind w:left="3447" w:hanging="360"/>
+      </w:pPr>
+      <w:rPr>
+        <w:rFonts w:ascii="Symbol" w:hAnsi="Symbol" w:hint="default"/>
+      </w:rPr>
+    </w:lvl>
+    <w:lvl w:ilvl="4" w:tplc="040E0003" w:tentative="1">
+      <w:start w:val="1"/>
+      <w:numFmt w:val="bullet"/>
+      <w:lvlText w:val="o"/>
+      <w:lvlJc w:val="left"/>
+      <w:pPr>
+        <w:ind w:left="4167" w:hanging="360"/>
+      </w:pPr>
+      <w:rPr>
+        <w:rFonts w:ascii="Courier New" w:hAnsi="Courier New" w:cs="Courier New" w:hint="default"/>
+      </w:rPr>
+    </w:lvl>
+    <w:lvl w:ilvl="5" w:tplc="040E0005" w:tentative="1">
+      <w:start w:val="1"/>
+      <w:numFmt w:val="bullet"/>
+      <w:lvlText w:val=""/>
+      <w:lvlJc w:val="left"/>
+      <w:pPr>
+        <w:ind w:left="4887" w:hanging="360"/>
+      </w:pPr>
+      <w:rPr>
+        <w:rFonts w:ascii="Wingdings" w:hAnsi="Wingdings" w:hint="default"/>
+      </w:rPr>
+    </w:lvl>
+    <w:lvl w:ilvl="6" w:tplc="040E0001" w:tentative="1">
+      <w:start w:val="1"/>
+      <w:numFmt w:val="bullet"/>
+      <w:lvlText w:val=""/>
+      <w:lvlJc w:val="left"/>
+      <w:pPr>
+        <w:ind w:left="5607" w:hanging="360"/>
+      </w:pPr>
+      <w:rPr>
+        <w:rFonts w:ascii="Symbol" w:hAnsi="Symbol" w:hint="default"/>
+      </w:rPr>
+    </w:lvl>
+    <w:lvl w:ilvl="7" w:tplc="040E0003" w:tentative="1">
+      <w:start w:val="1"/>
+      <w:numFmt w:val="bullet"/>
+      <w:lvlText w:val="o"/>
+      <w:lvlJc w:val="left"/>
+      <w:pPr>
+        <w:ind w:left="6327" w:hanging="360"/>
+      </w:pPr>
+      <w:rPr>
+        <w:rFonts w:ascii="Courier New" w:hAnsi="Courier New" w:cs="Courier New" w:hint="default"/>
+      </w:rPr>
+    </w:lvl>
+    <w:lvl w:ilvl="8" w:tplc="040E0005" w:tentative="1">
+      <w:start w:val="1"/>
+      <w:numFmt w:val="bullet"/>
+      <w:lvlText w:val=""/>
+      <w:lvlJc w:val="left"/>
+      <w:pPr>
+        <w:ind w:left="7047" w:hanging="360"/>
+      </w:pPr>
+      <w:rPr>
+        <w:rFonts w:ascii="Wingdings" w:hAnsi="Wingdings" w:hint="default"/>
+      </w:rPr>
+    </w:lvl>
+  </w:abstractNum>
+  <w:abstractNum w:abstractNumId="3" w15:restartNumberingAfterBreak="0">
     <w:nsid w:val="513178CE"/>
     <w:multiLevelType w:val="hybridMultilevel"/>
     <w:tmpl w:val="AC40A064"/>
@@ -7786,7 +8571,7 @@
       </w:rPr>
     </w:lvl>
   </w:abstractNum>
-  <w:abstractNum w:abstractNumId="3" w15:restartNumberingAfterBreak="0">
+  <w:abstractNum w:abstractNumId="4" w15:restartNumberingAfterBreak="0">
     <w:nsid w:val="572C729E"/>
     <w:multiLevelType w:val="hybridMultilevel"/>
     <w:tmpl w:val="ADFAC132"/>
@@ -7899,7 +8684,7 @@
       </w:rPr>
     </w:lvl>
   </w:abstractNum>
-  <w:abstractNum w:abstractNumId="4" w15:restartNumberingAfterBreak="0">
+  <w:abstractNum w:abstractNumId="5" w15:restartNumberingAfterBreak="0">
     <w:nsid w:val="61CB723B"/>
     <w:multiLevelType w:val="multilevel"/>
     <w:tmpl w:val="36B4F7DC"/>
@@ -8069,7 +8854,7 @@
       </w:rPr>
     </w:lvl>
   </w:abstractNum>
-  <w:abstractNum w:abstractNumId="5" w15:restartNumberingAfterBreak="0">
+  <w:abstractNum w:abstractNumId="6" w15:restartNumberingAfterBreak="0">
     <w:nsid w:val="6FCB00C3"/>
     <w:multiLevelType w:val="hybridMultilevel"/>
     <w:tmpl w:val="C714FB8C"/>
@@ -8281,7 +9066,7 @@
       </w:rPr>
     </w:lvl>
   </w:abstractNum>
-  <w:abstractNum w:abstractNumId="6" w15:restartNumberingAfterBreak="0">
+  <w:abstractNum w:abstractNumId="7" w15:restartNumberingAfterBreak="0">
     <w:nsid w:val="775678D5"/>
     <w:multiLevelType w:val="hybridMultilevel"/>
     <w:tmpl w:val="C41E4B3E"/>
@@ -8405,7 +9190,7 @@
       </w:rPr>
     </w:lvl>
   </w:abstractNum>
-  <w:abstractNum w:abstractNumId="7" w15:restartNumberingAfterBreak="0">
+  <w:abstractNum w:abstractNumId="8" w15:restartNumberingAfterBreak="0">
     <w:nsid w:val="7BF707CE"/>
     <w:multiLevelType w:val="hybridMultilevel"/>
     <w:tmpl w:val="42D66026"/>
@@ -8518,7 +9303,7 @@
       </w:rPr>
     </w:lvl>
   </w:abstractNum>
-  <w:abstractNum w:abstractNumId="8" w15:restartNumberingAfterBreak="0">
+  <w:abstractNum w:abstractNumId="9" w15:restartNumberingAfterBreak="0">
     <w:nsid w:val="7C5632D7"/>
     <w:multiLevelType w:val="hybridMultilevel"/>
     <w:tmpl w:val="3758B066"/>
@@ -8631,7 +9416,7 @@
       </w:rPr>
     </w:lvl>
   </w:abstractNum>
-  <w:abstractNum w:abstractNumId="9" w15:restartNumberingAfterBreak="0">
+  <w:abstractNum w:abstractNumId="10" w15:restartNumberingAfterBreak="0">
     <w:nsid w:val="7D3703A8"/>
     <w:multiLevelType w:val="hybridMultilevel"/>
     <w:tmpl w:val="FF8C243A"/>
@@ -8745,10 +9530,10 @@
     </w:lvl>
   </w:abstractNum>
   <w:num w:numId="1" w16cid:durableId="429396941">
-    <w:abstractNumId w:val="4"/>
+    <w:abstractNumId w:val="5"/>
   </w:num>
   <w:num w:numId="2" w16cid:durableId="1287664109">
-    <w:abstractNumId w:val="4"/>
+    <w:abstractNumId w:val="5"/>
     <w:lvlOverride w:ilvl="0">
       <w:startOverride w:val="1"/>
     </w:lvlOverride>
@@ -8778,7 +9563,7 @@
     </w:lvlOverride>
   </w:num>
   <w:num w:numId="3" w16cid:durableId="468203984">
-    <w:abstractNumId w:val="4"/>
+    <w:abstractNumId w:val="5"/>
     <w:lvlOverride w:ilvl="0">
       <w:startOverride w:val="1"/>
     </w:lvlOverride>
@@ -8808,7 +9593,7 @@
     </w:lvlOverride>
   </w:num>
   <w:num w:numId="4" w16cid:durableId="501817503">
-    <w:abstractNumId w:val="4"/>
+    <w:abstractNumId w:val="5"/>
     <w:lvlOverride w:ilvl="0">
       <w:startOverride w:val="1"/>
     </w:lvlOverride>
@@ -8838,7 +9623,7 @@
     </w:lvlOverride>
   </w:num>
   <w:num w:numId="5" w16cid:durableId="611671042">
-    <w:abstractNumId w:val="4"/>
+    <w:abstractNumId w:val="5"/>
     <w:lvlOverride w:ilvl="0">
       <w:startOverride w:val="1"/>
     </w:lvlOverride>
@@ -8868,7 +9653,7 @@
     </w:lvlOverride>
   </w:num>
   <w:num w:numId="6" w16cid:durableId="834152258">
-    <w:abstractNumId w:val="4"/>
+    <w:abstractNumId w:val="5"/>
     <w:lvlOverride w:ilvl="0">
       <w:startOverride w:val="1"/>
     </w:lvlOverride>
@@ -8898,7 +9683,7 @@
     </w:lvlOverride>
   </w:num>
   <w:num w:numId="7" w16cid:durableId="2036880573">
-    <w:abstractNumId w:val="4"/>
+    <w:abstractNumId w:val="5"/>
     <w:lvlOverride w:ilvl="0">
       <w:startOverride w:val="1"/>
     </w:lvlOverride>
@@ -8928,10 +9713,10 @@
     </w:lvlOverride>
   </w:num>
   <w:num w:numId="8" w16cid:durableId="81490268">
-    <w:abstractNumId w:val="7"/>
+    <w:abstractNumId w:val="8"/>
   </w:num>
   <w:num w:numId="9" w16cid:durableId="381248151">
-    <w:abstractNumId w:val="4"/>
+    <w:abstractNumId w:val="5"/>
     <w:lvlOverride w:ilvl="0">
       <w:startOverride w:val="1"/>
     </w:lvlOverride>
@@ -8961,7 +9746,7 @@
     </w:lvlOverride>
   </w:num>
   <w:num w:numId="10" w16cid:durableId="1545825662">
-    <w:abstractNumId w:val="4"/>
+    <w:abstractNumId w:val="5"/>
     <w:lvlOverride w:ilvl="0">
       <w:startOverride w:val="9"/>
     </w:lvlOverride>
@@ -8991,7 +9776,7 @@
     </w:lvlOverride>
   </w:num>
   <w:num w:numId="11" w16cid:durableId="1822455109">
-    <w:abstractNumId w:val="4"/>
+    <w:abstractNumId w:val="5"/>
     <w:lvlOverride w:ilvl="0">
       <w:startOverride w:val="1"/>
     </w:lvlOverride>
@@ -9021,19 +9806,19 @@
     </w:lvlOverride>
   </w:num>
   <w:num w:numId="12" w16cid:durableId="1965501925">
-    <w:abstractNumId w:val="5"/>
+    <w:abstractNumId w:val="6"/>
   </w:num>
   <w:num w:numId="13" w16cid:durableId="2003197355">
+    <w:abstractNumId w:val="4"/>
+  </w:num>
+  <w:num w:numId="14" w16cid:durableId="1803763034">
+    <w:abstractNumId w:val="7"/>
+  </w:num>
+  <w:num w:numId="15" w16cid:durableId="1822117443">
     <w:abstractNumId w:val="3"/>
   </w:num>
-  <w:num w:numId="14" w16cid:durableId="1803763034">
-    <w:abstractNumId w:val="6"/>
-  </w:num>
-  <w:num w:numId="15" w16cid:durableId="1822117443">
-    <w:abstractNumId w:val="2"/>
-  </w:num>
   <w:num w:numId="16" w16cid:durableId="1702628727">
-    <w:abstractNumId w:val="4"/>
+    <w:abstractNumId w:val="5"/>
     <w:lvlOverride w:ilvl="0">
       <w:startOverride w:val="1"/>
     </w:lvlOverride>
@@ -9063,94 +9848,97 @@
     </w:lvlOverride>
   </w:num>
   <w:num w:numId="17" w16cid:durableId="389117045">
-    <w:abstractNumId w:val="1"/>
+    <w:abstractNumId w:val="2"/>
   </w:num>
   <w:num w:numId="18" w16cid:durableId="741566447">
-    <w:abstractNumId w:val="9"/>
+    <w:abstractNumId w:val="10"/>
   </w:num>
   <w:num w:numId="19" w16cid:durableId="217017622">
     <w:abstractNumId w:val="0"/>
   </w:num>
   <w:num w:numId="20" w16cid:durableId="1910143771">
-    <w:abstractNumId w:val="4"/>
+    <w:abstractNumId w:val="5"/>
   </w:num>
   <w:num w:numId="21" w16cid:durableId="689451919">
-    <w:abstractNumId w:val="4"/>
+    <w:abstractNumId w:val="5"/>
   </w:num>
   <w:num w:numId="22" w16cid:durableId="316497300">
-    <w:abstractNumId w:val="4"/>
+    <w:abstractNumId w:val="5"/>
   </w:num>
   <w:num w:numId="23" w16cid:durableId="1570387468">
-    <w:abstractNumId w:val="4"/>
+    <w:abstractNumId w:val="5"/>
   </w:num>
   <w:num w:numId="24" w16cid:durableId="491067423">
-    <w:abstractNumId w:val="4"/>
+    <w:abstractNumId w:val="5"/>
   </w:num>
   <w:num w:numId="25" w16cid:durableId="692918512">
-    <w:abstractNumId w:val="4"/>
+    <w:abstractNumId w:val="5"/>
   </w:num>
   <w:num w:numId="26" w16cid:durableId="1571497349">
-    <w:abstractNumId w:val="4"/>
+    <w:abstractNumId w:val="5"/>
   </w:num>
   <w:num w:numId="27" w16cid:durableId="1543253548">
-    <w:abstractNumId w:val="4"/>
+    <w:abstractNumId w:val="5"/>
   </w:num>
   <w:num w:numId="28" w16cid:durableId="774860119">
-    <w:abstractNumId w:val="4"/>
+    <w:abstractNumId w:val="5"/>
   </w:num>
   <w:num w:numId="29" w16cid:durableId="791436056">
-    <w:abstractNumId w:val="8"/>
+    <w:abstractNumId w:val="9"/>
   </w:num>
   <w:num w:numId="30" w16cid:durableId="1963533412">
-    <w:abstractNumId w:val="4"/>
+    <w:abstractNumId w:val="5"/>
   </w:num>
   <w:num w:numId="31" w16cid:durableId="293410186">
-    <w:abstractNumId w:val="4"/>
+    <w:abstractNumId w:val="5"/>
   </w:num>
   <w:num w:numId="32" w16cid:durableId="1405640675">
-    <w:abstractNumId w:val="4"/>
+    <w:abstractNumId w:val="5"/>
   </w:num>
   <w:num w:numId="33" w16cid:durableId="908075389">
-    <w:abstractNumId w:val="4"/>
+    <w:abstractNumId w:val="5"/>
   </w:num>
   <w:num w:numId="34" w16cid:durableId="578102812">
-    <w:abstractNumId w:val="4"/>
+    <w:abstractNumId w:val="5"/>
   </w:num>
   <w:num w:numId="35" w16cid:durableId="803156473">
-    <w:abstractNumId w:val="4"/>
+    <w:abstractNumId w:val="5"/>
   </w:num>
   <w:num w:numId="36" w16cid:durableId="1589345498">
-    <w:abstractNumId w:val="4"/>
+    <w:abstractNumId w:val="5"/>
   </w:num>
   <w:num w:numId="37" w16cid:durableId="1155414523">
-    <w:abstractNumId w:val="4"/>
+    <w:abstractNumId w:val="5"/>
   </w:num>
   <w:num w:numId="38" w16cid:durableId="1285381574">
-    <w:abstractNumId w:val="4"/>
+    <w:abstractNumId w:val="5"/>
   </w:num>
   <w:num w:numId="39" w16cid:durableId="1393575463">
-    <w:abstractNumId w:val="4"/>
+    <w:abstractNumId w:val="5"/>
   </w:num>
   <w:num w:numId="40" w16cid:durableId="615142821">
-    <w:abstractNumId w:val="4"/>
+    <w:abstractNumId w:val="5"/>
   </w:num>
   <w:num w:numId="41" w16cid:durableId="564804246">
-    <w:abstractNumId w:val="4"/>
+    <w:abstractNumId w:val="5"/>
   </w:num>
   <w:num w:numId="42" w16cid:durableId="1242327318">
-    <w:abstractNumId w:val="4"/>
+    <w:abstractNumId w:val="5"/>
   </w:num>
   <w:num w:numId="43" w16cid:durableId="961576767">
-    <w:abstractNumId w:val="4"/>
+    <w:abstractNumId w:val="5"/>
   </w:num>
   <w:num w:numId="44" w16cid:durableId="1548954419">
-    <w:abstractNumId w:val="4"/>
+    <w:abstractNumId w:val="5"/>
   </w:num>
   <w:num w:numId="45" w16cid:durableId="1006517949">
-    <w:abstractNumId w:val="4"/>
+    <w:abstractNumId w:val="5"/>
   </w:num>
   <w:num w:numId="46" w16cid:durableId="935600296">
-    <w:abstractNumId w:val="4"/>
+    <w:abstractNumId w:val="5"/>
+  </w:num>
+  <w:num w:numId="47" w16cid:durableId="1266427497">
+    <w:abstractNumId w:val="1"/>
   </w:num>
 </w:numbering>
 </file>
@@ -10032,8 +10820,15 @@
     <w:unhideWhenUsed/>
     <w:rsid w:val="00B36958"/>
     <w:pPr>
-      <w:ind w:firstLine="0"/>
+      <w:ind w:left="480" w:hanging="480"/>
+      <w:jc w:val="left"/>
     </w:pPr>
+    <w:rPr>
+      <w:rFonts w:asciiTheme="minorHAnsi" w:hAnsiTheme="minorHAnsi" w:cstheme="minorHAnsi"/>
+      <w:smallCaps/>
+      <w:sz w:val="20"/>
+      <w:szCs w:val="20"/>
+    </w:rPr>
   </w:style>
   <w:style w:type="paragraph" w:styleId="Nincstrkz">
     <w:name w:val="No Spacing"/>
